--- a/klagomål/A 26338-2025 FSC-klagomål.docx
+++ b/klagomål/A 26338-2025 FSC-klagomål.docx
@@ -163,7 +163,7 @@
         <w:pStyle w:val="Title"/>
       </w:pPr>
       <w:r>
-        <w:t>Inledande FSC- /PEFC-klagomål – information om höga naturvärden i avverkningsanmälan A 26338-2025 i Sollefteå kommun</w:t>
+        <w:t>Inledande FSC- /PEFC-klagomål – information om höga naturvärden och fridlysta arter i avverkningsanmälan A 26338-2025 i Sollefteå kommun</w:t>
       </w:r>
     </w:p>
     <w:p>
@@ -173,7 +173,7 @@
     </w:p>
     <w:p>
       <w:r>
-        <w:t>Nedan presenteras fynd av naturvårdsarter som gjorts i det avverkningsanmälda området, samt relevanta utdrag ur standarderna för FSC, Chain of Custody, Controlled Wood och PEFC.</w:t>
+        <w:t>Nedan presenteras fynd av naturvårdsarter och fridlysta arter som gjorts i det avverkningsanmälda området, samt relevanta utdrag ur standarderna för FSC, Chain of Custody, Controlled Wood och PEFC. I BILAGA 1 finns artfakta om fridlysta arter.</w:t>
       </w:r>
     </w:p>
     <w:p>
@@ -191,7 +191,7 @@
     </w:p>
     <w:p>
       <w:r>
-        <w:t>I avverkningsanmälan har följande 1 naturvårdsarter hittats: motaggsvamp (NT). Av dessa är 1 rödlistade. För rödlistade arter har rödlistekategorin angivits inom parentes.</w:t>
+        <w:t>I avverkningsanmälan har följande 2 naturvårdsarter hittats: motaggsvamp (NT) och talltita (NT, §4). Av dessa är 2 rödlistade. För rödlistade arter har rödlistekategorin angivits inom parentes. För fridlysta arter anges även paragrafen i Artskyddsförordningen som arten är fridlyst enligt.</w:t>
       </w:r>
     </w:p>
     <w:p>
@@ -262,6 +262,49 @@
         <w:pStyle w:val="Heading1"/>
       </w:pPr>
       <w:r>
+        <w:t>Fridlysta arter</w:t>
+      </w:r>
+    </w:p>
+    <w:p>
+      <w:r>
+        <w:t>Följande fridlysta arter har sina livsmiljöer och växtplatser i den avverkningsanmälda skogen: talltita (NT, §4).</w:t>
+      </w:r>
+    </w:p>
+    <w:p>
+      <w:r>
+        <w:t xml:space="preserve">Observera att medlemsländerna är skyldiga att agera i enlighet med EU:s fågeldirektiv där det uttryckligen står att direktivet gäller för fåglar samt för deras ägg, bon och </w:t>
+      </w:r>
+      <w:r>
+        <w:rPr>
+          <w:b/>
+        </w:rPr>
+        <w:t xml:space="preserve">livsmiljöer </w:t>
+      </w:r>
+      <w:r>
+        <w:t>(artikel 1). Vidare att de åtgärder som vidtas inte får leda till en försämring av den nuvarande situationen beträffande bevarandet av de fågelarter som avses i artikel 1 (artikel 13). Fågeldirektivet är styrande för tillsynsansvariga myndigheters ärendehantering, ställningstaganden och beslutsfattande.</w:t>
+      </w:r>
+    </w:p>
+    <w:p>
+      <w:r>
+        <w:rPr>
+          <w:b/>
+        </w:rPr>
+        <w:t>Talltita (NT, §4)</w:t>
+      </w:r>
+      <w:r>
+        <w:t>, rödlistad som nära hotad och prioriterad art i Skogsvårdslagen har häckningsrevir i anmälan. Arten har minskat kraftigt de senaste 30 åren och minskningstakten innevarande 10-årsperiod beräknas till 20 (10–30) %. Talltitan är synnerligen trogen sitt cirka 15 hektar stora revir och är beroende av flerskiktade olikåldriga skogar för att kunna föda upp sina ungar. Talltitan försvinner om dess livsmiljö kalavverkas (Eggers &amp; Low (2014); Ekman (1979); Griesser et al (2007); Klein (2020); Siffczyk et al (2003); SLU Artdatabanken (2021).</w:t>
+      </w:r>
+    </w:p>
+    <w:p>
+      <w:r>
+        <w:t>I BILAGA 1 finns mer detaljerad information om ekologi samt krav på livsmiljö hos fridlysta arter.</w:t>
+      </w:r>
+    </w:p>
+    <w:p>
+      <w:pPr>
+        <w:pStyle w:val="Heading1"/>
+      </w:pPr>
+      <w:r>
         <w:t>Certifiering</w:t>
       </w:r>
     </w:p>
@@ -309,6 +352,22 @@
       <w:r>
         <w:t>I den avverkningsanmälda skogen har fridlysta arter sina livsmiljöer och växtplatser. Att skada de fridlysta arternas livsmiljöer, växtplatser eller ekologiska funktion är inte tillåtet enligt artskyddsförordningen.</w:t>
       </w:r>
+      <w:r>
+        <w:rPr>
+          <w:i/>
+        </w:rPr>
+        <w:t xml:space="preserve"> EU:s medlemsländer och skogsbolag är skyldiga att agera i enlighet med EU:s fågeldirektiv där det uttryckligen står att direktivet gäller för fåglar samt för deras ägg, bon och </w:t>
+      </w:r>
+      <w:r>
+        <w:rPr>
+          <w:b/>
+          <w:i/>
+        </w:rPr>
+        <w:t xml:space="preserve">livsmiljöer </w:t>
+      </w:r>
+      <w:r>
+        <w:t>(artikel 1). Vidare att de åtgärder som vidtas inte får leda till en försämring av den nuvarande situationen beträffande bevarandet av de fågelarter som avses i artikel 1 (artikel 13).</w:t>
+      </w:r>
     </w:p>
     <w:p>
       <w:r>
@@ -347,7 +406,7 @@
         <w:rPr>
           <w:i/>
         </w:rPr>
-        <w:t>I det avverkningsanmälda skogsområdet har 1 naturvårdsarter varav 1 rödlistade arter sina livsmiljöer och växtplatser.</w:t>
+        <w:t>I det avverkningsanmälda skogsområdet har 2 naturvårdsarter varav 2 rödlistade arter sina livsmiljöer och växtplatser.</w:t>
       </w:r>
     </w:p>
     <w:p>
@@ -534,6 +593,139 @@
         <w:t>I den avverkningsanmälda skogen har fridlysta arter sina livsmiljöer och växtplatser. Att skada de fridlysta arternas livsmiljöer, växtplatser eller ekologiska funktion är inte tillåtet enligt artskyddsförordningen</w:t>
       </w:r>
     </w:p>
+    <w:p>
+      <w:r>
+        <w:br w:type="page"/>
+      </w:r>
+    </w:p>
+    <w:p>
+      <w:pPr>
+        <w:pStyle w:val="Title"/>
+      </w:pPr>
+      <w:r>
+        <w:t>BILAGA 1 – Fridlysta arter</w:t>
+      </w:r>
+    </w:p>
+    <w:p>
+      <w:pPr>
+        <w:pStyle w:val="Heading1"/>
+      </w:pPr>
+      <w:r>
+        <w:t>Talltita – ekologi samt krav på livsmiljön</w:t>
+      </w:r>
+    </w:p>
+    <w:p>
+      <w:r>
+        <w:t>Talltita är rödlistad som NT, fridlyst och prioriterad art i Skogsvårdslagen. Den omfattas av EU:s fågeldirektiv. Arten har minskat kraftigt de senaste 30 åren och minskningstakten innevarande 10-årsperiod beräknas till 20 (10–30) % (SLU Artdatabanken, 2022).</w:t>
+      </w:r>
+    </w:p>
+    <w:p>
+      <w:r>
+        <w:t>Talltita föredrar större sammanhängande barrskogar, och finns såväl i tallskog som granskog och i lövblandad barrskog. Skogens struktur är viktig och ska helst vara flerskiktad med riklig underväxt av mindre granar, björk och andra lövträd och buskar. Tillgång på murknande högstubbar är särskilt viktig, eftersom talltitan helst själv hackar ut sitt bohål (SLU Artdatabanken, 2022).</w:t>
+      </w:r>
+    </w:p>
+    <w:p>
+      <w:r>
+        <w:t>Det finns flera studier som visar att talltita är känslig för gallring och inte överlever när dess livsmiljö kalavverkas (Eggers and Low, 2014; Griesser et al., 2007; Klein, 2020). Talltitans revir är förhållandevis stora, 10–20 hektar och arten missgynnas när skogen fragmenteras. Kalavverkning av större delar av reviret innebär att det överges (Artdatabanken, 2021).</w:t>
+      </w:r>
+    </w:p>
+    <w:p>
+      <w:r>
+        <w:t>Talltitan är synnerligen trogen sitt revir så länge paret lever och biotopen förblir intakt. Paret stannar i sitt revir året om. En förlust av ett revir har därför en stor inverkan på den lokala populationen och trakthyggesbruket anses vara orsak till den svenska populationens kraftiga minskning. Talltiteparets revirtrohet innebär att närhelst under året man observerar en adult talltita så ingår denna plats i reviret (Siffczyk et al., 2003; Ekman, 1979).</w:t>
+      </w:r>
+    </w:p>
+    <w:p>
+      <w:pPr>
+        <w:pStyle w:val="Heading2"/>
+      </w:pPr>
+      <w:r>
+        <w:t>Referenser – talltita</w:t>
+      </w:r>
+    </w:p>
+    <w:p>
+      <w:r>
+        <w:t xml:space="preserve">Eggers, S., Low, M., 2014. </w:t>
+      </w:r>
+      <w:r>
+        <w:rPr>
+          <w:i/>
+        </w:rPr>
+        <w:t xml:space="preserve">Differential demographic responses of sympatric Parids to vegetation management in boreal forest. </w:t>
+      </w:r>
+      <w:r>
+        <w:t>For. Ecol. Manage. 319, 169–175.</w:t>
+      </w:r>
+    </w:p>
+    <w:p>
+      <w:r>
+        <w:t xml:space="preserve">Ekman, J., 1979. </w:t>
+      </w:r>
+      <w:r>
+        <w:rPr>
+          <w:i/>
+        </w:rPr>
+        <w:t xml:space="preserve">Coherence, composition and territories of winter social groups of the Willow Tit Parus montanus and the Crested Tit P. cristatus. </w:t>
+      </w:r>
+      <w:r>
+        <w:t>Ornis Scandinavica, 10, pp 56–68</w:t>
+      </w:r>
+    </w:p>
+    <w:p>
+      <w:r>
+        <w:t xml:space="preserve">Griesser, M., Nystrand, M., Eggers, S., Ekman, J., 2007. </w:t>
+      </w:r>
+      <w:r>
+        <w:rPr>
+          <w:i/>
+        </w:rPr>
+        <w:t xml:space="preserve">Impact of forestry practices on fitness correlates and population productivity in an open-nesting bird species. </w:t>
+      </w:r>
+      <w:r>
+        <w:t>Conserv. Biol. 21, 767–774. https://doi.org/10.1111/j.1523- 1739.2007.00675.x</w:t>
+      </w:r>
+    </w:p>
+    <w:p>
+      <w:r>
+        <w:t xml:space="preserve">Klein, J., 2020. </w:t>
+      </w:r>
+      <w:r>
+        <w:rPr>
+          <w:i/>
+        </w:rPr>
+        <w:t xml:space="preserve">The forgotten forest – On thinning, retention, and biodiversity in the boreal forest. </w:t>
+      </w:r>
+      <w:r>
+        <w:t>Doctoral Thesis No. 2020:50</w:t>
+      </w:r>
+    </w:p>
+    <w:p>
+      <w:r>
+        <w:t xml:space="preserve">Siffczyk, C., Brotons, L., Kangas, K., Orell, M., 2003. </w:t>
+      </w:r>
+      <w:r>
+        <w:rPr>
+          <w:i/>
+        </w:rPr>
+        <w:t xml:space="preserve">Home range size of willow tits. </w:t>
+      </w:r>
+      <w:r>
+        <w:t>Oecologica, 136, 635–642 (2003)</w:t>
+      </w:r>
+    </w:p>
+    <w:p>
+      <w:r>
+        <w:t xml:space="preserve">SLU Artdatabanken, 2021. </w:t>
+      </w:r>
+      <w:r>
+        <w:rPr>
+          <w:i/>
+        </w:rPr>
+        <w:t xml:space="preserve">Artfaktablad. Naturvård – artfakta. </w:t>
+      </w:r>
+      <w:r>
+        <w:t>SLU Artdatabanken, Uppsala</w:t>
+      </w:r>
+    </w:p>
     <w:sectPr>
       <w:headerReference w:type="even" r:id="rId8"/>
       <w:headerReference w:type="default" r:id="rId9"/>
@@ -662,7 +854,7 @@
     <w:r>
       <w:tab/>
       <w:tab/>
-      <w:t>2025-11-03</w:t>
+      <w:t>2025-11-04</w:t>
       <w:br/>
       <w:br/>
     </w:r>

--- a/klagomål/A 26338-2025 FSC-klagomål.docx
+++ b/klagomål/A 26338-2025 FSC-klagomål.docx
@@ -854,7 +854,7 @@
     <w:r>
       <w:tab/>
       <w:tab/>
-      <w:t>2025-11-04</w:t>
+      <w:t>2025-11-05</w:t>
       <w:br/>
       <w:br/>
     </w:r>

--- a/klagomål/A 26338-2025 FSC-klagomål.docx
+++ b/klagomål/A 26338-2025 FSC-klagomål.docx
@@ -854,7 +854,7 @@
     <w:r>
       <w:tab/>
       <w:tab/>
-      <w:t>2025-11-05</w:t>
+      <w:t>2025-11-06</w:t>
       <w:br/>
       <w:br/>
     </w:r>

--- a/klagomål/A 26338-2025 FSC-klagomål.docx
+++ b/klagomål/A 26338-2025 FSC-klagomål.docx
@@ -854,7 +854,7 @@
     <w:r>
       <w:tab/>
       <w:tab/>
-      <w:t>2025-11-06</w:t>
+      <w:t>2025-11-07</w:t>
       <w:br/>
       <w:br/>
     </w:r>

--- a/klagomål/A 26338-2025 FSC-klagomål.docx
+++ b/klagomål/A 26338-2025 FSC-klagomål.docx
@@ -854,7 +854,7 @@
     <w:r>
       <w:tab/>
       <w:tab/>
-      <w:t>2025-11-07</w:t>
+      <w:t>2025-11-08</w:t>
       <w:br/>
       <w:br/>
     </w:r>

--- a/klagomål/A 26338-2025 FSC-klagomål.docx
+++ b/klagomål/A 26338-2025 FSC-klagomål.docx
@@ -854,7 +854,7 @@
     <w:r>
       <w:tab/>
       <w:tab/>
-      <w:t>2025-11-08</w:t>
+      <w:t>2025-11-09</w:t>
       <w:br/>
       <w:br/>
     </w:r>

--- a/klagomål/A 26338-2025 FSC-klagomål.docx
+++ b/klagomål/A 26338-2025 FSC-klagomål.docx
@@ -854,7 +854,7 @@
     <w:r>
       <w:tab/>
       <w:tab/>
-      <w:t>2025-11-09</w:t>
+      <w:t>2025-11-10</w:t>
       <w:br/>
       <w:br/>
     </w:r>

--- a/klagomål/A 26338-2025 FSC-klagomål.docx
+++ b/klagomål/A 26338-2025 FSC-klagomål.docx
@@ -854,7 +854,7 @@
     <w:r>
       <w:tab/>
       <w:tab/>
-      <w:t>2025-11-10</w:t>
+      <w:t>2025-11-11</w:t>
       <w:br/>
       <w:br/>
     </w:r>

--- a/klagomål/A 26338-2025 FSC-klagomål.docx
+++ b/klagomål/A 26338-2025 FSC-klagomål.docx
@@ -854,7 +854,7 @@
     <w:r>
       <w:tab/>
       <w:tab/>
-      <w:t>2025-11-11</w:t>
+      <w:t>2025-11-12</w:t>
       <w:br/>
       <w:br/>
     </w:r>

--- a/klagomål/A 26338-2025 FSC-klagomål.docx
+++ b/klagomål/A 26338-2025 FSC-klagomål.docx
@@ -854,7 +854,7 @@
     <w:r>
       <w:tab/>
       <w:tab/>
-      <w:t>2025-11-12</w:t>
+      <w:t>2025-11-13</w:t>
       <w:br/>
       <w:br/>
     </w:r>

--- a/klagomål/A 26338-2025 FSC-klagomål.docx
+++ b/klagomål/A 26338-2025 FSC-klagomål.docx
@@ -854,7 +854,7 @@
     <w:r>
       <w:tab/>
       <w:tab/>
-      <w:t>2025-11-13</w:t>
+      <w:t>2025-11-14</w:t>
       <w:br/>
       <w:br/>
     </w:r>

--- a/klagomål/A 26338-2025 FSC-klagomål.docx
+++ b/klagomål/A 26338-2025 FSC-klagomål.docx
@@ -854,7 +854,7 @@
     <w:r>
       <w:tab/>
       <w:tab/>
-      <w:t>2025-11-14</w:t>
+      <w:t>2025-11-15</w:t>
       <w:br/>
       <w:br/>
     </w:r>

--- a/klagomål/A 26338-2025 FSC-klagomål.docx
+++ b/klagomål/A 26338-2025 FSC-klagomål.docx
@@ -854,7 +854,7 @@
     <w:r>
       <w:tab/>
       <w:tab/>
-      <w:t>2025-11-15</w:t>
+      <w:t>2025-11-20</w:t>
       <w:br/>
       <w:br/>
     </w:r>

--- a/klagomål/A 26338-2025 FSC-klagomål.docx
+++ b/klagomål/A 26338-2025 FSC-klagomål.docx
@@ -854,7 +854,7 @@
     <w:r>
       <w:tab/>
       <w:tab/>
-      <w:t>2025-11-20</w:t>
+      <w:t>2025-11-21</w:t>
       <w:br/>
       <w:br/>
     </w:r>

--- a/klagomål/A 26338-2025 FSC-klagomål.docx
+++ b/klagomål/A 26338-2025 FSC-klagomål.docx
@@ -854,7 +854,7 @@
     <w:r>
       <w:tab/>
       <w:tab/>
-      <w:t>2025-11-21</w:t>
+      <w:t>2025-11-22</w:t>
       <w:br/>
       <w:br/>
     </w:r>

--- a/klagomål/A 26338-2025 FSC-klagomål.docx
+++ b/klagomål/A 26338-2025 FSC-klagomål.docx
@@ -854,7 +854,7 @@
     <w:r>
       <w:tab/>
       <w:tab/>
-      <w:t>2025-11-22</w:t>
+      <w:t>2025-11-23</w:t>
       <w:br/>
       <w:br/>
     </w:r>

--- a/klagomål/A 26338-2025 FSC-klagomål.docx
+++ b/klagomål/A 26338-2025 FSC-klagomål.docx
@@ -191,7 +191,7 @@
     </w:p>
     <w:p>
       <w:r>
-        <w:t>I avverkningsanmälan har följande 2 naturvårdsarter hittats: motaggsvamp (NT) och talltita (NT, §4). Av dessa är 2 rödlistade. För rödlistade arter har rödlistekategorin angivits inom parentes. För fridlysta arter anges även paragrafen i Artskyddsförordningen som arten är fridlyst enligt.</w:t>
+        <w:t>I avverkningsanmälan har följande 3 naturvårdsarter hittats: motaggsvamp (NT), talltita (NT, §4) och tretåig hackspett (NT, §4). Av dessa är 3 rödlistade. För rödlistade arter har rödlistekategorin angivits inom parentes. För fridlysta arter anges även paragrafen i Artskyddsförordningen som arten är fridlyst enligt.</w:t>
       </w:r>
     </w:p>
     <w:p>
@@ -206,7 +206,7 @@
       <w:r>
         <w:drawing>
           <wp:inline xmlns:a="http://schemas.openxmlformats.org/drawingml/2006/main" xmlns:pic="http://schemas.openxmlformats.org/drawingml/2006/picture">
-            <wp:extent cx="5486400" cy="5226776"/>
+            <wp:extent cx="5486400" cy="5075713"/>
             <wp:docPr id="1" name="Picture 1"/>
             <wp:cNvGraphicFramePr>
               <a:graphicFrameLocks noChangeAspect="1"/>
@@ -227,7 +227,7 @@
                   <pic:spPr>
                     <a:xfrm>
                       <a:off x="0" y="0"/>
-                      <a:ext cx="5486400" cy="5226776"/>
+                      <a:ext cx="5486400" cy="5075713"/>
                     </a:xfrm>
                     <a:prstGeom prst="rect"/>
                   </pic:spPr>
@@ -267,7 +267,7 @@
     </w:p>
     <w:p>
       <w:r>
-        <w:t>Följande fridlysta arter har sina livsmiljöer och växtplatser i den avverkningsanmälda skogen: talltita (NT, §4).</w:t>
+        <w:t>Följande fridlysta arter har sina livsmiljöer och växtplatser i den avverkningsanmälda skogen: talltita (NT, §4) och tretåig hackspett (NT, §4).</w:t>
       </w:r>
     </w:p>
     <w:p>
@@ -293,6 +293,17 @@
       </w:r>
       <w:r>
         <w:t>, rödlistad som nära hotad och prioriterad art i Skogsvårdslagen har häckningsrevir i anmälan. Arten har minskat kraftigt de senaste 30 åren och minskningstakten innevarande 10-årsperiod beräknas till 20 (10–30) %. Talltitan är synnerligen trogen sitt cirka 15 hektar stora revir och är beroende av flerskiktade olikåldriga skogar för att kunna föda upp sina ungar. Talltitan försvinner om dess livsmiljö kalavverkas (Eggers &amp; Low (2014); Ekman (1979); Griesser et al (2007); Klein (2020); Siffczyk et al (2003); SLU Artdatabanken (2021).</w:t>
+      </w:r>
+    </w:p>
+    <w:p>
+      <w:r>
+        <w:rPr>
+          <w:b/>
+        </w:rPr>
+        <w:t>Tretåig hackspett (NT, §4)</w:t>
+      </w:r>
+      <w:r>
+        <w:t xml:space="preserve"> är rödlistad som nära hotad och ingår i bilaga 1 i EU:s fågeldirektiv. Tretåig hackspett är för sin överlevnad beroende av kontinuerlig tillförsel av äldre döende och död ved, som sker genom naturliga självgallringsprocesser i äldre grannaturskogar och barrblandade naturskogar. Om en skog genom skogsbruk gallras eller glesas ur så upphör och uteblir i stort sett den naturliga självgallringsprocessen för mycket lång tid framöver vilket omöjliggör upprätthållandet av den kontinuerliga ekologiska funktionen i ett område. Det finns studier som visar att naturskogens självgallringsprocess som den tretåiga hackspetten är beroende av, inte kan ersättas med efterlämnad hänsyn i skogsbruket (Imbeau &amp; Desrochers, 2002). Storleken på häckningsreviret varierar med skogstypen, förekomsten av död ved och graden av fragmentering, men är i allmänhet i storleksordningen 25–100 hektar. Vintertid krävs ofta betydligt större områden och det finns studier som antyder att arten behöver minst 100 hektar äldre skog. I områden med låg bonitet kan det behövas över 200 hektar lämpligt habitat för att ett par ska kunna reproducera sig. Områden med dokumenterad permanent förekomst i naturskogsmiljöer har vanligen så stora naturvärden att skogsbruk är olämpligt (Skogsstyrelsen, 2016).</w:t>
       </w:r>
     </w:p>
     <w:p>
@@ -406,7 +417,7 @@
         <w:rPr>
           <w:i/>
         </w:rPr>
-        <w:t>I det avverkningsanmälda skogsområdet har 2 naturvårdsarter varav 2 rödlistade arter sina livsmiljöer och växtplatser.</w:t>
+        <w:t>I det avverkningsanmälda skogsområdet har 3 naturvårdsarter varav 3 rödlistade arter sina livsmiljöer och växtplatser.</w:t>
       </w:r>
     </w:p>
     <w:p>
@@ -724,6 +735,169 @@
       </w:r>
       <w:r>
         <w:t>SLU Artdatabanken, Uppsala</w:t>
+      </w:r>
+    </w:p>
+    <w:p>
+      <w:pPr>
+        <w:pStyle w:val="Heading1"/>
+      </w:pPr>
+      <w:r>
+        <w:t>Tretåig hackspett – ekologi samt krav på livsmiljön</w:t>
+      </w:r>
+    </w:p>
+    <w:p>
+      <w:r>
+        <w:t xml:space="preserve">Tretåig hackspett (NT) är fridlyst enligt §4 Artskyddsförordningen och finns med som prioriterad art i Skogsstyrelsen vägledning för skogsbruket (bilaga 4 till SVL). I vägledningen står bland annat att: </w:t>
+      </w:r>
+      <w:r>
+        <w:rPr>
+          <w:i/>
+        </w:rPr>
+        <w:t xml:space="preserve">“Tretåig hackspett har stora arealkrav och höga krav på sin livsmiljö. Omdaningen av naturskogar till kulturskogar medför en förlust av viktiga miljöer, något som förstärks av ökad fragmentering till följd av avverkningar.” </w:t>
+      </w:r>
+      <w:r>
+        <w:t xml:space="preserve">Vidare att: </w:t>
+      </w:r>
+      <w:r>
+        <w:rPr>
+          <w:i/>
+        </w:rPr>
+        <w:t>“Områden med dokumenterad permanent förekomst i naturskogsmiljöer har vanligen så stora naturvärden att skogsbruk är olämpligt”.</w:t>
+      </w:r>
+    </w:p>
+    <w:p>
+      <w:r>
+        <w:t>Tretåig hackspett är beroende av större sammanhängande naturskogar med kontinuerlig tillgång och nybildning av död ved och fragmentering av livsmiljöerna utgör ett stort hot mot arten (se exempelvis Stachura-Skierczynska et al., 2009; Wesolowski et al., 2005; Butler et al., 2004; Pakkala et al., 2002; Amcoff et al., 1996; Virkkala, 1991). Det finns studier som visar att naturskogens självgallringsprocess som den tretåiga hackspetten är beroende av, inte kan ersättas med efterlämnad hänsyn i skogsbruket (Imbeau &amp; Desrochers, 2002).</w:t>
+      </w:r>
+    </w:p>
+    <w:p>
+      <w:r>
+        <w:t>Permanenta revir av tretåig hackspett karaktäriseras ofta av artens typiska ringformigt ordnade hackmärken på framför allt gamla granar. För att säkerställa att inte revir av tretåig hackspett drabbas av avverkningsplanerna bör en inventering göras i området både under häckningstid och under vintern, då arten utnyttjar betydligt större områden än under sommarens häckningsrevir. Storleken på häckningsreviret varierar med skogstypen, förekomsten av död ved och graden av fragmentering, men är i allmänhet i storleksordningen 25–100 hektar.</w:t>
+      </w:r>
+    </w:p>
+    <w:p>
+      <w:r>
+        <w:t>Förutom fridlysning enligt §4 Artskyddsförordningen är tretåig hackspett även förtecknad i EU:s fågeldirektiv bilaga 1. Den ingår också i Natura 2000 och är förtecknad i Bernkonventionen bilaga II (strikt skyddade djurarter).</w:t>
+      </w:r>
+    </w:p>
+    <w:p>
+      <w:pPr>
+        <w:pStyle w:val="Heading2"/>
+      </w:pPr>
+      <w:r>
+        <w:t>Referenser – tretåig hackspett</w:t>
+      </w:r>
+    </w:p>
+    <w:p>
+      <w:r>
+        <w:t xml:space="preserve">Amcoff, M. &amp; Eriksson, P. 1996. </w:t>
+      </w:r>
+      <w:r>
+        <w:rPr>
+          <w:i/>
+        </w:rPr>
+        <w:t xml:space="preserve">Förekomst av tretåig hackspett Picoides tridactylus på bestånds- och landskapsnivå. </w:t>
+      </w:r>
+      <w:r>
+        <w:t>Ornis Svecica 6: 107–119</w:t>
+      </w:r>
+    </w:p>
+    <w:p>
+      <w:r>
+        <w:t xml:space="preserve">Butler, R., Angelstam, P., Ekelund, P. &amp; Schlaeffer, R. 2004. </w:t>
+      </w:r>
+      <w:r>
+        <w:rPr>
+          <w:i/>
+        </w:rPr>
+        <w:t xml:space="preserve">Dead wood threshold values for the three-toed woodpecker presence in boreal and sub-Alpine forest. </w:t>
+      </w:r>
+      <w:r>
+        <w:t>Biological conservation 119(3): 305–318</w:t>
+      </w:r>
+    </w:p>
+    <w:p>
+      <w:r>
+        <w:t xml:space="preserve">Imbeau, L. &amp; Desrochers, A. 2002. </w:t>
+      </w:r>
+      <w:r>
+        <w:rPr>
+          <w:i/>
+        </w:rPr>
+        <w:t xml:space="preserve">Foraging Ecology and Use of Drumming Trees by Three-Toed Woodpeckers. </w:t>
+      </w:r>
+      <w:r>
+        <w:t>The Journal of Wildlife Management. Vol. 66, No. 1 (Jan., 2002), pp. 222–231.</w:t>
+      </w:r>
+    </w:p>
+    <w:p>
+      <w:r>
+        <w:t xml:space="preserve">Pakkala, T., Hanski, I. &amp; Tomppo, E. 2002. </w:t>
+      </w:r>
+      <w:r>
+        <w:rPr>
+          <w:i/>
+        </w:rPr>
+        <w:t xml:space="preserve">Spatial ecology of the three-toed woodpecker in managed forest landscapes. </w:t>
+      </w:r>
+      <w:r>
+        <w:t>Silva Fennica 36(1): 279–288.</w:t>
+      </w:r>
+    </w:p>
+    <w:p>
+      <w:r>
+        <w:t xml:space="preserve">Skogsstyrelsen, 2016. </w:t>
+      </w:r>
+      <w:r>
+        <w:rPr>
+          <w:i/>
+        </w:rPr>
+        <w:t xml:space="preserve">Vägledning för hänsyn till fåglar – Tretåig hackspett. </w:t>
+      </w:r>
+      <w:r>
+        <w:t>www.skogsstyrelsen.se</w:t>
+      </w:r>
+    </w:p>
+    <w:p>
+      <w:r>
+        <w:t xml:space="preserve">Stachura-Skierczynska, K., Tumiel, T. &amp; Skierczynski, M. 2009. </w:t>
+      </w:r>
+      <w:r>
+        <w:rPr>
+          <w:i/>
+        </w:rPr>
+        <w:t xml:space="preserve">Habitat prediction model for three-toed woodpecker and its implications for the conservation of biologically valuable forests. </w:t>
+      </w:r>
+      <w:r>
+        <w:t>Forest Ecology and Management 258(5): 697–703.</w:t>
+      </w:r>
+    </w:p>
+    <w:p>
+      <w:r>
+        <w:t xml:space="preserve">Virkkala, R. 1991. </w:t>
+      </w:r>
+      <w:r>
+        <w:rPr>
+          <w:i/>
+        </w:rPr>
+        <w:t xml:space="preserve">Population trends of forest birds in a Finnish Lapland landscape of large habitat blocks – Consequences of stochastic environmental variation or regional habitat alteration. </w:t>
+      </w:r>
+      <w:r>
+        <w:t>Biological conservation 56(2): 223–240</w:t>
+      </w:r>
+    </w:p>
+    <w:p>
+      <w:r>
+        <w:t xml:space="preserve">Wesolowski, T., Czeszczewik, D. &amp; Rowinski, P. 2005. </w:t>
+      </w:r>
+      <w:r>
+        <w:rPr>
+          <w:i/>
+        </w:rPr>
+        <w:t xml:space="preserve">Effects of forest management on Three-toed Woodpecker Picoides tridactylus distribution in the Bialowieza Forest (NE Poland): conservation implications. </w:t>
+      </w:r>
+      <w:r>
+        <w:t>Acta Ornithologica 40(1): 53–60.</w:t>
       </w:r>
     </w:p>
     <w:sectPr>
@@ -854,7 +1028,7 @@
     <w:r>
       <w:tab/>
       <w:tab/>
-      <w:t>2025-11-23</w:t>
+      <w:t>2025-11-24</w:t>
       <w:br/>
       <w:br/>
     </w:r>

--- a/klagomål/A 26338-2025 FSC-klagomål.docx
+++ b/klagomål/A 26338-2025 FSC-klagomål.docx
@@ -1028,7 +1028,7 @@
     <w:r>
       <w:tab/>
       <w:tab/>
-      <w:t>2025-11-24</w:t>
+      <w:t>2025-11-25</w:t>
       <w:br/>
       <w:br/>
     </w:r>

--- a/klagomål/A 26338-2025 FSC-klagomål.docx
+++ b/klagomål/A 26338-2025 FSC-klagomål.docx
@@ -1028,7 +1028,7 @@
     <w:r>
       <w:tab/>
       <w:tab/>
-      <w:t>2025-11-25</w:t>
+      <w:t>2025-11-26</w:t>
       <w:br/>
       <w:br/>
     </w:r>

--- a/klagomål/A 26338-2025 FSC-klagomål.docx
+++ b/klagomål/A 26338-2025 FSC-klagomål.docx
@@ -1028,7 +1028,7 @@
     <w:r>
       <w:tab/>
       <w:tab/>
-      <w:t>2025-11-26</w:t>
+      <w:t>2025-11-27</w:t>
       <w:br/>
       <w:br/>
     </w:r>

--- a/klagomål/A 26338-2025 FSC-klagomål.docx
+++ b/klagomål/A 26338-2025 FSC-klagomål.docx
@@ -1028,7 +1028,7 @@
     <w:r>
       <w:tab/>
       <w:tab/>
-      <w:t>2025-11-27</w:t>
+      <w:t>2025-11-28</w:t>
       <w:br/>
       <w:br/>
     </w:r>

--- a/klagomål/A 26338-2025 FSC-klagomål.docx
+++ b/klagomål/A 26338-2025 FSC-klagomål.docx
@@ -1028,7 +1028,7 @@
     <w:r>
       <w:tab/>
       <w:tab/>
-      <w:t>2025-11-28</w:t>
+      <w:t>2025-11-29</w:t>
       <w:br/>
       <w:br/>
     </w:r>

--- a/klagomål/A 26338-2025 FSC-klagomål.docx
+++ b/klagomål/A 26338-2025 FSC-klagomål.docx
@@ -1028,7 +1028,7 @@
     <w:r>
       <w:tab/>
       <w:tab/>
-      <w:t>2025-11-29</w:t>
+      <w:t>2025-11-30</w:t>
       <w:br/>
       <w:br/>
     </w:r>

--- a/klagomål/A 26338-2025 FSC-klagomål.docx
+++ b/klagomål/A 26338-2025 FSC-klagomål.docx
@@ -173,7 +173,7 @@
     </w:p>
     <w:p>
       <w:r>
-        <w:t>Nedan presenteras fynd av naturvårdsarter och fridlysta arter som gjorts i det avverkningsanmälda området, samt relevanta utdrag ur standarderna för FSC, Chain of Custody, Controlled Wood och PEFC. I BILAGA 1 finns artfakta om fridlysta arter.</w:t>
+        <w:t>Nedan presenteras fynd av naturvårdsarter och fridlysta arter som gjorts i det avverkningsanmälda området, samt relevanta utdrag ur standarderna för FSC, Chain of Custody, Controlled Wood och PEFC. I BILAGA 1 finns artfakta om fridlysta och rödlistade arter.</w:t>
       </w:r>
     </w:p>
     <w:p>
@@ -191,7 +191,7 @@
     </w:p>
     <w:p>
       <w:r>
-        <w:t>I avverkningsanmälan har följande 3 naturvårdsarter hittats: motaggsvamp (NT), talltita (NT, §4) och tretåig hackspett (NT, §4). Av dessa är 3 rödlistade. För rödlistade arter har rödlistekategorin angivits inom parentes. För fridlysta arter anges även paragrafen i Artskyddsförordningen som arten är fridlyst enligt.</w:t>
+        <w:t>I avverkningsanmälan har följande 4 naturvårdsarter hittats: lunglav (NT), motaggsvamp (NT), talltita (NT, §4) och tretåig hackspett (NT, §4). Av dessa är 4 rödlistade. För rödlistade arter har rödlistekategorin angivits inom parentes. För fridlysta arter anges även paragrafen i Artskyddsförordningen som arten är fridlyst enligt.</w:t>
       </w:r>
     </w:p>
     <w:p>
@@ -251,6 +251,35 @@
         <w:rPr>
           <w:b/>
         </w:rPr>
+        <w:t>Lunglav (NT)</w:t>
+      </w:r>
+      <w:r>
+        <w:t xml:space="preserve"> är en av vårt lands främsta signalarter som överallt indikerar gamla lövträd, skogsbestånd med höga naturvärden och ekosystem med lång skoglig kontinuitet. Lokalt kan förekomsten vara mycket riklig men den hittas nästan enbart i gamla och ej slutavverkade skogar. Artens samtliga förekomster bör uppmärksammas från naturvårdssynpunkt, då många lokaler även hyser andra ovanliga och rödlistade arter. Rikliga förekomster bör skyddas med biotopskydd, frivilliga avsättningar eller reservat. Det finns ett antal sällsynta lavparasiter som växer på lunglav: lunglavsknapp (VU), skrovelmössing (DD), lunglavshårprick (DD), </w:t>
+      </w:r>
+      <w:r>
+        <w:rPr>
+          <w:i/>
+        </w:rPr>
+        <w:t>Calycina alstrupii</w:t>
+      </w:r>
+      <w:r>
+        <w:t xml:space="preserve"> (NA) och </w:t>
+      </w:r>
+      <w:r>
+        <w:rPr>
+          <w:i/>
+        </w:rPr>
+        <w:t>Chalara lobariae</w:t>
+      </w:r>
+      <w:r>
+        <w:t xml:space="preserve"> (NA) (SLU Artdatabanken, 2025; SLU Artdatabanken, 2024; Nitare &amp; Skogsstyrelsen, 2019).</w:t>
+      </w:r>
+    </w:p>
+    <w:p>
+      <w:r>
+        <w:rPr>
+          <w:b/>
+        </w:rPr>
         <w:t xml:space="preserve">Motaggsvamp (NT) </w:t>
       </w:r>
       <w:r>
@@ -417,7 +446,7 @@
         <w:rPr>
           <w:i/>
         </w:rPr>
-        <w:t>I det avverkningsanmälda skogsområdet har 3 naturvårdsarter varav 3 rödlistade arter sina livsmiljöer och växtplatser.</w:t>
+        <w:t>I det avverkningsanmälda skogsområdet har 4 naturvårdsarter varav 4 rödlistade arter sina livsmiljöer och växtplatser.</w:t>
       </w:r>
     </w:p>
     <w:p>
@@ -614,7 +643,122 @@
         <w:pStyle w:val="Title"/>
       </w:pPr>
       <w:r>
-        <w:t>BILAGA 1 – Fridlysta arter</w:t>
+        <w:t>BILAGA 1 –</w:t>
+        <w:br/>
+        <w:t>Fridlysta och rödlistade arter</w:t>
+      </w:r>
+    </w:p>
+    <w:p>
+      <w:pPr>
+        <w:pStyle w:val="Heading1"/>
+      </w:pPr>
+      <w:r>
+        <w:t>Lunglav – ekologi samt krav på livsmiljön</w:t>
+      </w:r>
+    </w:p>
+    <w:p>
+      <w:r>
+        <w:t>Lunglav (NT) är en av vårt lands främsta signalarter som överallt indikerar gamla lövträd, skogsbestånd med höga naturvärden och ekosystem med lång skoglig kontinuitet. Lokalt kan förekomsten vara mycket riklig men den hittas nästan enbart i gamla och ej slutavverkade skogar. Artens samtliga förekomster bör uppmärksammas från naturvårdssynpunkt, då många lokaler även hyser andra ovanliga och rödlistade arter. Rikliga förekomster bör skyddas med biotopskydd, frivilliga avsättningar eller reservat (SLU Artdatabanken, 2024; Nitare &amp; Skogsstyrelsen, 2019).</w:t>
+      </w:r>
+    </w:p>
+    <w:p>
+      <w:r>
+        <w:t xml:space="preserve">På lunglav kan man sällsynt finna små svarta skivlika bildningar som liknar apothecier men som är en parasitisk svamp, Lunglavsknapp </w:t>
+      </w:r>
+      <w:r>
+        <w:rPr>
+          <w:i/>
+        </w:rPr>
+        <w:t>Plectocarpon lichenum</w:t>
+      </w:r>
+      <w:r>
+        <w:t xml:space="preserve"> (VU). Det finns ytterligare ett antal parasiter vilka bara förekommer på lunglav: Skrovelmössing </w:t>
+      </w:r>
+      <w:r>
+        <w:rPr>
+          <w:i/>
+        </w:rPr>
+        <w:t>Dactylospora lobariella</w:t>
+      </w:r>
+      <w:r>
+        <w:t xml:space="preserve"> (rödlistad som Kunskapsbrist DD) och Lunglavshårprick </w:t>
+      </w:r>
+      <w:r>
+        <w:rPr>
+          <w:i/>
+        </w:rPr>
+        <w:t>Niesslia lobariae</w:t>
+      </w:r>
+      <w:r>
+        <w:t xml:space="preserve"> (rödlistad som Kunskapsbrist DD). Skrovelmössing (DD) har små svarta apothecier och bruna, 1-septerade sporer och Lunglavshårprick (DD) har brunhåriga perithecier och färglösa, 1-septerade sporer. Nyligen har ytterligare två lavparasiter påträffats i Sverige som växer på lunglav: </w:t>
+      </w:r>
+      <w:r>
+        <w:rPr>
+          <w:i/>
+        </w:rPr>
+        <w:t>Calycina alstrupii</w:t>
+      </w:r>
+      <w:r>
+        <w:t xml:space="preserve"> (NA) och </w:t>
+      </w:r>
+      <w:r>
+        <w:rPr>
+          <w:i/>
+        </w:rPr>
+        <w:t>Chalara lobariae</w:t>
+      </w:r>
+      <w:r>
+        <w:t xml:space="preserve"> (NA) (SLU Artdatabanken, 2025; SLU Artdatabanken, 2024; Nitare &amp; Skogsstyrelsen, 2019).</w:t>
+      </w:r>
+    </w:p>
+    <w:p>
+      <w:pPr>
+        <w:pStyle w:val="Heading2"/>
+      </w:pPr>
+      <w:r>
+        <w:t>Referenser – lunglav</w:t>
+      </w:r>
+    </w:p>
+    <w:p>
+      <w:r>
+        <w:t xml:space="preserve">Nitare, J. och Skogsstyrelsen, 2019. </w:t>
+      </w:r>
+      <w:r>
+        <w:rPr>
+          <w:i/>
+        </w:rPr>
+        <w:t xml:space="preserve">Skyddsvärd skog – Naturvårdsarter och andra kriterier för naturvärdesbedömning. </w:t>
+      </w:r>
+      <w:r>
+        <w:t>Skogsstyrelsen.</w:t>
+      </w:r>
+    </w:p>
+    <w:p>
+      <w:r>
+        <w:t xml:space="preserve">SLU Artdatabanken, 2024. </w:t>
+      </w:r>
+      <w:r>
+        <w:rPr>
+          <w:i/>
+        </w:rPr>
+        <w:t xml:space="preserve">Artfaktablad. Naturvård – artfakta. </w:t>
+      </w:r>
+      <w:r>
+        <w:t>SLU Artdatabanken, Uppsala.</w:t>
+      </w:r>
+    </w:p>
+    <w:p>
+      <w:r>
+        <w:t xml:space="preserve">SLU Artdatabanken, 2025. </w:t>
+      </w:r>
+      <w:r>
+        <w:rPr>
+          <w:i/>
+        </w:rPr>
+        <w:t xml:space="preserve">Över 20 nya lavparasiter för Sverige. </w:t>
+      </w:r>
+      <w:r>
+        <w:t>https://www.slu.se/artdatabanken/arter-och-natur/artiklar/over-20-nya-lavparasiter-for-sverige/</w:t>
       </w:r>
     </w:p>
     <w:p>
@@ -1028,7 +1172,7 @@
     <w:r>
       <w:tab/>
       <w:tab/>
-      <w:t>2025-11-30</w:t>
+      <w:t>2025-12-01</w:t>
       <w:br/>
       <w:br/>
     </w:r>

--- a/klagomål/A 26338-2025 FSC-klagomål.docx
+++ b/klagomål/A 26338-2025 FSC-klagomål.docx
@@ -1172,7 +1172,7 @@
     <w:r>
       <w:tab/>
       <w:tab/>
-      <w:t>2025-12-01</w:t>
+      <w:t>2025-12-02</w:t>
       <w:br/>
       <w:br/>
     </w:r>

--- a/klagomål/A 26338-2025 FSC-klagomål.docx
+++ b/klagomål/A 26338-2025 FSC-klagomål.docx
@@ -1172,7 +1172,7 @@
     <w:r>
       <w:tab/>
       <w:tab/>
-      <w:t>2025-12-02</w:t>
+      <w:t>2025-12-03</w:t>
       <w:br/>
       <w:br/>
     </w:r>

--- a/klagomål/A 26338-2025 FSC-klagomål.docx
+++ b/klagomål/A 26338-2025 FSC-klagomål.docx
@@ -1172,7 +1172,7 @@
     <w:r>
       <w:tab/>
       <w:tab/>
-      <w:t>2025-12-03</w:t>
+      <w:t>2025-12-04</w:t>
       <w:br/>
       <w:br/>
     </w:r>

--- a/klagomål/A 26338-2025 FSC-klagomål.docx
+++ b/klagomål/A 26338-2025 FSC-klagomål.docx
@@ -1172,7 +1172,7 @@
     <w:r>
       <w:tab/>
       <w:tab/>
-      <w:t>2025-12-04</w:t>
+      <w:t>2025-12-05</w:t>
       <w:br/>
       <w:br/>
     </w:r>

--- a/klagomål/A 26338-2025 FSC-klagomål.docx
+++ b/klagomål/A 26338-2025 FSC-klagomål.docx
@@ -1172,7 +1172,7 @@
     <w:r>
       <w:tab/>
       <w:tab/>
-      <w:t>2025-12-05</w:t>
+      <w:t>2025-12-06</w:t>
       <w:br/>
       <w:br/>
     </w:r>

--- a/klagomål/A 26338-2025 FSC-klagomål.docx
+++ b/klagomål/A 26338-2025 FSC-klagomål.docx
@@ -1172,7 +1172,7 @@
     <w:r>
       <w:tab/>
       <w:tab/>
-      <w:t>2025-12-06</w:t>
+      <w:t>2025-12-07</w:t>
       <w:br/>
       <w:br/>
     </w:r>

--- a/klagomål/A 26338-2025 FSC-klagomål.docx
+++ b/klagomål/A 26338-2025 FSC-klagomål.docx
@@ -1172,7 +1172,7 @@
     <w:r>
       <w:tab/>
       <w:tab/>
-      <w:t>2025-12-07</w:t>
+      <w:t>2025-12-08</w:t>
       <w:br/>
       <w:br/>
     </w:r>

--- a/klagomål/A 26338-2025 FSC-klagomål.docx
+++ b/klagomål/A 26338-2025 FSC-klagomål.docx
@@ -1172,7 +1172,7 @@
     <w:r>
       <w:tab/>
       <w:tab/>
-      <w:t>2025-12-08</w:t>
+      <w:t>2025-12-09</w:t>
       <w:br/>
       <w:br/>
     </w:r>

--- a/klagomål/A 26338-2025 FSC-klagomål.docx
+++ b/klagomål/A 26338-2025 FSC-klagomål.docx
@@ -1172,7 +1172,7 @@
     <w:r>
       <w:tab/>
       <w:tab/>
-      <w:t>2025-12-09</w:t>
+      <w:t>2025-12-10</w:t>
       <w:br/>
       <w:br/>
     </w:r>

--- a/klagomål/A 26338-2025 FSC-klagomål.docx
+++ b/klagomål/A 26338-2025 FSC-klagomål.docx
@@ -1172,7 +1172,7 @@
     <w:r>
       <w:tab/>
       <w:tab/>
-      <w:t>2025-12-10</w:t>
+      <w:t>2025-12-11</w:t>
       <w:br/>
       <w:br/>
     </w:r>

--- a/klagomål/A 26338-2025 FSC-klagomål.docx
+++ b/klagomål/A 26338-2025 FSC-klagomål.docx
@@ -1172,7 +1172,7 @@
     <w:r>
       <w:tab/>
       <w:tab/>
-      <w:t>2025-12-11</w:t>
+      <w:t>2025-12-12</w:t>
       <w:br/>
       <w:br/>
     </w:r>

--- a/klagomål/A 26338-2025 FSC-klagomål.docx
+++ b/klagomål/A 26338-2025 FSC-klagomål.docx
@@ -1172,7 +1172,7 @@
     <w:r>
       <w:tab/>
       <w:tab/>
-      <w:t>2025-12-12</w:t>
+      <w:t>2025-12-13</w:t>
       <w:br/>
       <w:br/>
     </w:r>

--- a/klagomål/A 26338-2025 FSC-klagomål.docx
+++ b/klagomål/A 26338-2025 FSC-klagomål.docx
@@ -1172,7 +1172,7 @@
     <w:r>
       <w:tab/>
       <w:tab/>
-      <w:t>2025-12-19</w:t>
+      <w:t>2025-12-20</w:t>
       <w:br/>
       <w:br/>
     </w:r>

--- a/klagomål/A 26338-2025 FSC-klagomål.docx
+++ b/klagomål/A 26338-2025 FSC-klagomål.docx
@@ -1172,7 +1172,7 @@
     <w:r>
       <w:tab/>
       <w:tab/>
-      <w:t>2025-12-20</w:t>
+      <w:t>2025-12-21</w:t>
       <w:br/>
       <w:br/>
     </w:r>

--- a/klagomål/A 26338-2025 FSC-klagomål.docx
+++ b/klagomål/A 26338-2025 FSC-klagomål.docx
@@ -1172,7 +1172,7 @@
     <w:r>
       <w:tab/>
       <w:tab/>
-      <w:t>2025-12-21</w:t>
+      <w:t>2025-12-22</w:t>
       <w:br/>
       <w:br/>
     </w:r>

--- a/klagomål/A 26338-2025 FSC-klagomål.docx
+++ b/klagomål/A 26338-2025 FSC-klagomål.docx
@@ -1172,7 +1172,7 @@
     <w:r>
       <w:tab/>
       <w:tab/>
-      <w:t>2025-12-22</w:t>
+      <w:t>2025-12-26</w:t>
       <w:br/>
       <w:br/>
     </w:r>

--- a/klagomål/A 26338-2025 FSC-klagomål.docx
+++ b/klagomål/A 26338-2025 FSC-klagomål.docx
@@ -1172,7 +1172,7 @@
     <w:r>
       <w:tab/>
       <w:tab/>
-      <w:t>2025-12-26</w:t>
+      <w:t>2025-12-28</w:t>
       <w:br/>
       <w:br/>
     </w:r>

--- a/klagomål/A 26338-2025 FSC-klagomål.docx
+++ b/klagomål/A 26338-2025 FSC-klagomål.docx
@@ -1172,7 +1172,7 @@
     <w:r>
       <w:tab/>
       <w:tab/>
-      <w:t>2025-12-28</w:t>
+      <w:t>2025-12-29</w:t>
       <w:br/>
       <w:br/>
     </w:r>

--- a/klagomål/A 26338-2025 FSC-klagomål.docx
+++ b/klagomål/A 26338-2025 FSC-klagomål.docx
@@ -1172,7 +1172,7 @@
     <w:r>
       <w:tab/>
       <w:tab/>
-      <w:t>2025-12-29</w:t>
+      <w:t>2025-12-30</w:t>
       <w:br/>
       <w:br/>
     </w:r>

--- a/klagomål/A 26338-2025 FSC-klagomål.docx
+++ b/klagomål/A 26338-2025 FSC-klagomål.docx
@@ -1172,7 +1172,7 @@
     <w:r>
       <w:tab/>
       <w:tab/>
-      <w:t>2025-12-30</w:t>
+      <w:t>2025-12-31</w:t>
       <w:br/>
       <w:br/>
     </w:r>

--- a/klagomål/A 26338-2025 FSC-klagomål.docx
+++ b/klagomål/A 26338-2025 FSC-klagomål.docx
@@ -1172,7 +1172,7 @@
     <w:r>
       <w:tab/>
       <w:tab/>
-      <w:t>2025-12-31</w:t>
+      <w:t>2026-01-03</w:t>
       <w:br/>
       <w:br/>
     </w:r>

--- a/klagomål/A 26338-2025 FSC-klagomål.docx
+++ b/klagomål/A 26338-2025 FSC-klagomål.docx
@@ -1172,7 +1172,7 @@
     <w:r>
       <w:tab/>
       <w:tab/>
-      <w:t>2026-01-07</w:t>
+      <w:t>2026-01-08</w:t>
       <w:br/>
       <w:br/>
     </w:r>

--- a/klagomål/A 26338-2025 FSC-klagomål.docx
+++ b/klagomål/A 26338-2025 FSC-klagomål.docx
@@ -1172,7 +1172,7 @@
     <w:r>
       <w:tab/>
       <w:tab/>
-      <w:t>2026-01-08</w:t>
+      <w:t>2026-01-09</w:t>
       <w:br/>
       <w:br/>
     </w:r>

--- a/klagomål/A 26338-2025 FSC-klagomål.docx
+++ b/klagomål/A 26338-2025 FSC-klagomål.docx
@@ -1172,7 +1172,7 @@
     <w:r>
       <w:tab/>
       <w:tab/>
-      <w:t>2026-01-09</w:t>
+      <w:t>2026-01-10</w:t>
       <w:br/>
       <w:br/>
     </w:r>

--- a/klagomål/A 26338-2025 FSC-klagomål.docx
+++ b/klagomål/A 26338-2025 FSC-klagomål.docx
@@ -1172,7 +1172,7 @@
     <w:r>
       <w:tab/>
       <w:tab/>
-      <w:t>2026-01-10</w:t>
+      <w:t>2026-01-11</w:t>
       <w:br/>
       <w:br/>
     </w:r>

--- a/klagomål/A 26338-2025 FSC-klagomål.docx
+++ b/klagomål/A 26338-2025 FSC-klagomål.docx
@@ -1172,7 +1172,7 @@
     <w:r>
       <w:tab/>
       <w:tab/>
-      <w:t>2026-01-11</w:t>
+      <w:t>2026-01-12</w:t>
       <w:br/>
       <w:br/>
     </w:r>

--- a/klagomål/A 26338-2025 FSC-klagomål.docx
+++ b/klagomål/A 26338-2025 FSC-klagomål.docx
@@ -1172,7 +1172,7 @@
     <w:r>
       <w:tab/>
       <w:tab/>
-      <w:t>2026-01-12</w:t>
+      <w:t>2026-01-13</w:t>
       <w:br/>
       <w:br/>
     </w:r>

--- a/klagomål/A 26338-2025 FSC-klagomål.docx
+++ b/klagomål/A 26338-2025 FSC-klagomål.docx
@@ -1172,7 +1172,7 @@
     <w:r>
       <w:tab/>
       <w:tab/>
-      <w:t>2026-01-13</w:t>
+      <w:t>2026-01-14</w:t>
       <w:br/>
       <w:br/>
     </w:r>

--- a/klagomål/A 26338-2025 FSC-klagomål.docx
+++ b/klagomål/A 26338-2025 FSC-klagomål.docx
@@ -1172,7 +1172,7 @@
     <w:r>
       <w:tab/>
       <w:tab/>
-      <w:t>2026-01-14</w:t>
+      <w:t>2026-01-15</w:t>
       <w:br/>
       <w:br/>
     </w:r>

--- a/klagomål/A 26338-2025 FSC-klagomål.docx
+++ b/klagomål/A 26338-2025 FSC-klagomål.docx
@@ -1172,7 +1172,7 @@
     <w:r>
       <w:tab/>
       <w:tab/>
-      <w:t>2026-01-15</w:t>
+      <w:t>2026-01-16</w:t>
       <w:br/>
       <w:br/>
     </w:r>

--- a/klagomål/A 26338-2025 FSC-klagomål.docx
+++ b/klagomål/A 26338-2025 FSC-klagomål.docx
@@ -1172,7 +1172,7 @@
     <w:r>
       <w:tab/>
       <w:tab/>
-      <w:t>2026-01-16</w:t>
+      <w:t>2026-01-17</w:t>
       <w:br/>
       <w:br/>
     </w:r>

--- a/klagomål/A 26338-2025 FSC-klagomål.docx
+++ b/klagomål/A 26338-2025 FSC-klagomål.docx
@@ -1172,7 +1172,7 @@
     <w:r>
       <w:tab/>
       <w:tab/>
-      <w:t>2026-01-17</w:t>
+      <w:t>2026-01-18</w:t>
       <w:br/>
       <w:br/>
     </w:r>

--- a/klagomål/A 26338-2025 FSC-klagomål.docx
+++ b/klagomål/A 26338-2025 FSC-klagomål.docx
@@ -1172,7 +1172,7 @@
     <w:r>
       <w:tab/>
       <w:tab/>
-      <w:t>2026-01-18</w:t>
+      <w:t>2026-01-19</w:t>
       <w:br/>
       <w:br/>
     </w:r>

--- a/klagomål/A 26338-2025 FSC-klagomål.docx
+++ b/klagomål/A 26338-2025 FSC-klagomål.docx
@@ -1172,7 +1172,7 @@
     <w:r>
       <w:tab/>
       <w:tab/>
-      <w:t>2026-01-19</w:t>
+      <w:t>2026-01-20</w:t>
       <w:br/>
       <w:br/>
     </w:r>

--- a/klagomål/A 26338-2025 FSC-klagomål.docx
+++ b/klagomål/A 26338-2025 FSC-klagomål.docx
@@ -1172,7 +1172,7 @@
     <w:r>
       <w:tab/>
       <w:tab/>
-      <w:t>2026-01-20</w:t>
+      <w:t>2026-01-21</w:t>
       <w:br/>
       <w:br/>
     </w:r>

--- a/klagomål/A 26338-2025 FSC-klagomål.docx
+++ b/klagomål/A 26338-2025 FSC-klagomål.docx
@@ -1172,7 +1172,7 @@
     <w:r>
       <w:tab/>
       <w:tab/>
-      <w:t>2026-01-21</w:t>
+      <w:t>2026-01-23</w:t>
       <w:br/>
       <w:br/>
     </w:r>

--- a/klagomål/A 26338-2025 FSC-klagomål.docx
+++ b/klagomål/A 26338-2025 FSC-klagomål.docx
@@ -1172,7 +1172,7 @@
     <w:r>
       <w:tab/>
       <w:tab/>
-      <w:t>2026-01-23</w:t>
+      <w:t>2026-01-24</w:t>
       <w:br/>
       <w:br/>
     </w:r>

--- a/klagomål/A 26338-2025 FSC-klagomål.docx
+++ b/klagomål/A 26338-2025 FSC-klagomål.docx
@@ -1172,7 +1172,7 @@
     <w:r>
       <w:tab/>
       <w:tab/>
-      <w:t>2026-01-24</w:t>
+      <w:t>2026-01-25</w:t>
       <w:br/>
       <w:br/>
     </w:r>

--- a/klagomål/A 26338-2025 FSC-klagomål.docx
+++ b/klagomål/A 26338-2025 FSC-klagomål.docx
@@ -1172,7 +1172,7 @@
     <w:r>
       <w:tab/>
       <w:tab/>
-      <w:t>2026-01-25</w:t>
+      <w:t>2026-01-26</w:t>
       <w:br/>
       <w:br/>
     </w:r>

--- a/klagomål/A 26338-2025 FSC-klagomål.docx
+++ b/klagomål/A 26338-2025 FSC-klagomål.docx
@@ -1172,7 +1172,7 @@
     <w:r>
       <w:tab/>
       <w:tab/>
-      <w:t>2026-01-26</w:t>
+      <w:t>2026-01-27</w:t>
       <w:br/>
       <w:br/>
     </w:r>

--- a/klagomål/A 26338-2025 FSC-klagomål.docx
+++ b/klagomål/A 26338-2025 FSC-klagomål.docx
@@ -1172,7 +1172,7 @@
     <w:r>
       <w:tab/>
       <w:tab/>
-      <w:t>2026-01-27</w:t>
+      <w:t>2026-01-28</w:t>
       <w:br/>
       <w:br/>
     </w:r>

--- a/klagomål/A 26338-2025 FSC-klagomål.docx
+++ b/klagomål/A 26338-2025 FSC-klagomål.docx
@@ -1273,7 +1273,7 @@
     <w:r>
       <w:tab/>
       <w:tab/>
-      <w:t>2026-03-01</w:t>
+      <w:t>2026-03-02</w:t>
       <w:br/>
       <w:br/>
     </w:r>

--- a/klagomål/A 26338-2025 FSC-klagomål.docx
+++ b/klagomål/A 26338-2025 FSC-klagomål.docx
@@ -1273,7 +1273,7 @@
     <w:r>
       <w:tab/>
       <w:tab/>
-      <w:t>2026-03-02</w:t>
+      <w:t>2026-03-03</w:t>
       <w:br/>
       <w:br/>
     </w:r>

--- a/klagomål/A 26338-2025 FSC-klagomål.docx
+++ b/klagomål/A 26338-2025 FSC-klagomål.docx
@@ -1273,7 +1273,7 @@
     <w:r>
       <w:tab/>
       <w:tab/>
-      <w:t>2026-03-03</w:t>
+      <w:t>2026-03-04</w:t>
       <w:br/>
       <w:br/>
     </w:r>

--- a/klagomål/A 26338-2025 FSC-klagomål.docx
+++ b/klagomål/A 26338-2025 FSC-klagomål.docx
@@ -1273,7 +1273,7 @@
     <w:r>
       <w:tab/>
       <w:tab/>
-      <w:t>2026-03-04</w:t>
+      <w:t>2026-03-05</w:t>
       <w:br/>
       <w:br/>
     </w:r>

--- a/klagomål/A 26338-2025 FSC-klagomål.docx
+++ b/klagomål/A 26338-2025 FSC-klagomål.docx
@@ -1273,7 +1273,7 @@
     <w:r>
       <w:tab/>
       <w:tab/>
-      <w:t>2026-03-05</w:t>
+      <w:t>2026-03-06</w:t>
       <w:br/>
       <w:br/>
     </w:r>

--- a/klagomål/A 26338-2025 FSC-klagomål.docx
+++ b/klagomål/A 26338-2025 FSC-klagomål.docx
@@ -1273,7 +1273,7 @@
     <w:r>
       <w:tab/>
       <w:tab/>
-      <w:t>2026-03-06</w:t>
+      <w:t>2026-03-07</w:t>
       <w:br/>
       <w:br/>
     </w:r>

--- a/klagomål/A 26338-2025 FSC-klagomål.docx
+++ b/klagomål/A 26338-2025 FSC-klagomål.docx
@@ -1273,7 +1273,7 @@
     <w:r>
       <w:tab/>
       <w:tab/>
-      <w:t>2026-03-07</w:t>
+      <w:t>2026-03-08</w:t>
       <w:br/>
       <w:br/>
     </w:r>

--- a/klagomål/A 26338-2025 FSC-klagomål.docx
+++ b/klagomål/A 26338-2025 FSC-klagomål.docx
@@ -1273,7 +1273,7 @@
     <w:r>
       <w:tab/>
       <w:tab/>
-      <w:t>2026-03-08</w:t>
+      <w:t>2026-03-09</w:t>
       <w:br/>
       <w:br/>
     </w:r>

--- a/klagomål/A 26338-2025 FSC-klagomål.docx
+++ b/klagomål/A 26338-2025 FSC-klagomål.docx
@@ -1273,7 +1273,7 @@
     <w:r>
       <w:tab/>
       <w:tab/>
-      <w:t>2026-03-09</w:t>
+      <w:t>2026-03-10</w:t>
       <w:br/>
       <w:br/>
     </w:r>

--- a/klagomål/A 26338-2025 FSC-klagomål.docx
+++ b/klagomål/A 26338-2025 FSC-klagomål.docx
@@ -348,7 +348,7 @@
         <w:t>Talltita (NT, §4)</w:t>
       </w:r>
       <w:r>
-        <w:t>, rödlistad som nära hotad och prioriterad art i Skogsvårdslagen har häckningsrevir i anmälan. Arten har minskat kraftigt de senaste 30 åren och minskningstakten innevarande 10-årsperiod beräknas till 20 (10–30) %. Talltitan är synnerligen trogen sitt cirka 15 hektar stora revir och är beroende av flerskiktade olikåldriga skogar för att kunna föda upp sina ungar. Talltitan försvinner om dess livsmiljö kalavverkas (Eggers &amp; Low (2014); Ekman (1979); Griesser et al (2007); Klein (2020); Siffczyk et al (2003); SLU Artdatabanken (2021).</w:t>
+        <w:t>, rödlistad som nära hotad och prioriterad art i Skogsvårdslagen, har häckningsrevir i anmälan. Arten har minskat kraftigt de senaste 30 åren och minskningstakten innevarande 10-årsperiod beräknas till 20 (10–30) %. Talltitan är synnerligen trogen sitt cirka 15 hektar stora revir och är beroende av flerskiktade olikåldriga skogar för att kunna föda upp sina ungar. Talltitan försvinner om dess livsmiljö kalavverkas (Eggers &amp; Low, 2014; Ekman, 1979; Griesser et al, 2007; Klein, 2020; Siffczyk et al, 2003; SLU Artdatabanken, 2021).</w:t>
       </w:r>
     </w:p>
     <w:p>
@@ -1273,7 +1273,7 @@
     <w:r>
       <w:tab/>
       <w:tab/>
-      <w:t>2026-03-10</w:t>
+      <w:t>2026-03-11</w:t>
       <w:br/>
       <w:br/>
     </w:r>

--- a/klagomål/A 26338-2025 FSC-klagomål.docx
+++ b/klagomål/A 26338-2025 FSC-klagomål.docx
@@ -1273,7 +1273,7 @@
     <w:r>
       <w:tab/>
       <w:tab/>
-      <w:t>2026-03-11</w:t>
+      <w:t>2026-03-12</w:t>
       <w:br/>
       <w:br/>
     </w:r>

--- a/klagomål/A 26338-2025 FSC-klagomål.docx
+++ b/klagomål/A 26338-2025 FSC-klagomål.docx
@@ -1273,7 +1273,7 @@
     <w:r>
       <w:tab/>
       <w:tab/>
-      <w:t>2026-03-12</w:t>
+      <w:t>2026-03-13</w:t>
       <w:br/>
       <w:br/>
     </w:r>

--- a/klagomål/A 26338-2025 FSC-klagomål.docx
+++ b/klagomål/A 26338-2025 FSC-klagomål.docx
@@ -1250,7 +1250,7 @@
     <w:r>
       <w:tab/>
       <w:tab/>
-      <w:t>2026-05-16</w:t>
+      <w:t>2026-05-17</w:t>
       <w:br/>
       <w:br/>
     </w:r>

--- a/klagomål/A 26338-2025 FSC-klagomål.docx
+++ b/klagomål/A 26338-2025 FSC-klagomål.docx
@@ -1250,7 +1250,7 @@
     <w:r>
       <w:tab/>
       <w:tab/>
-      <w:t>2026-05-17</w:t>
+      <w:t>2026-05-18</w:t>
       <w:br/>
       <w:br/>
     </w:r>

--- a/klagomål/A 26338-2025 FSC-klagomål.docx
+++ b/klagomål/A 26338-2025 FSC-klagomål.docx
@@ -1250,7 +1250,7 @@
     <w:r>
       <w:tab/>
       <w:tab/>
-      <w:t>2026-05-18</w:t>
+      <w:t>2026-05-19</w:t>
       <w:br/>
       <w:br/>
     </w:r>

--- a/klagomål/A 26338-2025 FSC-klagomål.docx
+++ b/klagomål/A 26338-2025 FSC-klagomål.docx
@@ -1250,7 +1250,7 @@
     <w:r>
       <w:tab/>
       <w:tab/>
-      <w:t>2026-06-15</w:t>
+      <w:t>2026-06-16</w:t>
       <w:br/>
       <w:br/>
     </w:r>

--- a/klagomål/A 26338-2025 FSC-klagomål.docx
+++ b/klagomål/A 26338-2025 FSC-klagomål.docx
@@ -1250,7 +1250,7 @@
     <w:r>
       <w:tab/>
       <w:tab/>
-      <w:t>2026-06-16</w:t>
+      <w:t>2026-06-17</w:t>
       <w:br/>
       <w:br/>
     </w:r>

--- a/klagomål/A 26338-2025 FSC-klagomål.docx
+++ b/klagomål/A 26338-2025 FSC-klagomål.docx
@@ -1,6 +1,6 @@
 
 <file path=word/document.xml><?xml version="1.0" encoding="utf-8"?>
-<w:document xmlns:wpc="http://schemas.microsoft.com/office/word/2010/wordprocessingCanvas" xmlns:cx="http://schemas.microsoft.com/office/drawing/2014/chartex" xmlns:cx1="http://schemas.microsoft.com/office/drawing/2015/9/8/chartex" xmlns:cx2="http://schemas.microsoft.com/office/drawing/2015/10/21/chartex" xmlns:cx3="http://schemas.microsoft.com/office/drawing/2016/5/9/chartex" xmlns:cx4="http://schemas.microsoft.com/office/drawing/2016/5/10/chartex" xmlns:cx5="http://schemas.microsoft.com/office/drawing/2016/5/11/chartex" xmlns:cx6="http://schemas.microsoft.com/office/drawing/2016/5/12/chartex" xmlns:cx7="http://schemas.microsoft.com/office/drawing/2016/5/13/chartex" xmlns:cx8="http://schemas.microsoft.com/office/drawing/2016/5/14/chartex" xmlns:mc="http://schemas.openxmlformats.org/markup-compatibility/2006" xmlns:aink="http://schemas.microsoft.com/office/drawing/2016/ink" xmlns:am3d="http://schemas.microsoft.com/office/drawing/2017/model3d" xmlns:o="urn:schemas-microsoft-com:office:office" xmlns:oel="http://schemas.microsoft.com/office/2019/extlst" xmlns:r="http://schemas.openxmlformats.org/officeDocument/2006/relationships" xmlns:m="http://schemas.openxmlformats.org/officeDocument/2006/math" xmlns:v="urn:schemas-microsoft-com:vml" xmlns:wp14="http://schemas.microsoft.com/office/word/2010/wordprocessingDrawing" xmlns:wp="http://schemas.openxmlformats.org/drawingml/2006/wordprocessingDrawing" xmlns:w10="urn:schemas-microsoft-com:office:word" xmlns:w="http://schemas.openxmlformats.org/wordprocessingml/2006/main" xmlns:w14="http://schemas.microsoft.com/office/word/2010/wordml" xmlns:w15="http://schemas.microsoft.com/office/word/2012/wordml" xmlns:w16cex="http://schemas.microsoft.com/office/word/2018/wordml/cex" xmlns:w16cid="http://schemas.microsoft.com/office/word/2016/wordml/cid" xmlns:w16="http://schemas.microsoft.com/office/word/2018/wordml" xmlns:w16sdtdh="http://schemas.microsoft.com/office/word/2020/wordml/sdtdatahash" xmlns:w16se="http://schemas.microsoft.com/office/word/2015/wordml/symex" xmlns:wpg="http://schemas.microsoft.com/office/word/2010/wordprocessingGroup" xmlns:wpi="http://schemas.microsoft.com/office/word/2010/wordprocessingInk" xmlns:wne="http://schemas.microsoft.com/office/word/2006/wordml" xmlns:wps="http://schemas.microsoft.com/office/word/2010/wordprocessingShape" mc:Ignorable="w14 w15 w16se w16cid w16 w16cex w16sdtdh wp14">
+<w:document xmlns:wpc="http://schemas.microsoft.com/office/word/2010/wordprocessingCanvas" xmlns:cx="http://schemas.microsoft.com/office/drawing/2014/chartex" xmlns:cx1="http://schemas.microsoft.com/office/drawing/2015/9/8/chartex" xmlns:cx2="http://schemas.microsoft.com/office/drawing/2015/10/21/chartex" xmlns:cx3="http://schemas.microsoft.com/office/drawing/2016/5/9/chartex" xmlns:cx4="http://schemas.microsoft.com/office/drawing/2016/5/10/chartex" xmlns:cx5="http://schemas.microsoft.com/office/drawing/2016/5/11/chartex" xmlns:cx6="http://schemas.microsoft.com/office/drawing/2016/5/12/chartex" xmlns:cx7="http://schemas.microsoft.com/office/drawing/2016/5/13/chartex" xmlns:cx8="http://schemas.microsoft.com/office/drawing/2016/5/14/chartex" xmlns:mc="http://schemas.openxmlformats.org/markup-compatibility/2006" xmlns:aink="http://schemas.microsoft.com/office/drawing/2016/ink" xmlns:am3d="http://schemas.microsoft.com/office/drawing/2017/model3d" xmlns:o="urn:schemas-microsoft-com:office:office" xmlns:oel="http://schemas.microsoft.com/office/2019/extlst" xmlns:r="http://schemas.openxmlformats.org/officeDocument/2006/relationships" xmlns:m="http://schemas.openxmlformats.org/officeDocument/2006/math" xmlns:v="urn:schemas-microsoft-com:vml" xmlns:wp14="http://schemas.microsoft.com/office/word/2010/wordprocessingDrawing" xmlns:wp="http://schemas.openxmlformats.org/drawingml/2006/wordprocessingDrawing" xmlns:w10="urn:schemas-microsoft-com:office:word" xmlns:w="http://schemas.openxmlformats.org/wordprocessingml/2006/main" xmlns:w14="http://schemas.microsoft.com/office/word/2010/wordml" xmlns:w15="http://schemas.microsoft.com/office/word/2012/wordml" xmlns:w16cex="http://schemas.microsoft.com/office/word/2018/wordml/cex" xmlns:w16cid="http://schemas.microsoft.com/office/word/2016/wordml/cid" xmlns:w16="http://schemas.microsoft.com/office/word/2018/wordml" xmlns:w16du="http://schemas.microsoft.com/office/word/2023/wordml/word16du" xmlns:w16sdtdh="http://schemas.microsoft.com/office/word/2020/wordml/sdtdatahash" xmlns:w16sdtfl="http://schemas.microsoft.com/office/word/2024/wordml/sdtformatlock" xmlns:w16se="http://schemas.microsoft.com/office/word/2015/wordml/symex" xmlns:wpg="http://schemas.microsoft.com/office/word/2010/wordprocessingGroup" xmlns:wpi="http://schemas.microsoft.com/office/word/2010/wordprocessingInk" xmlns:wne="http://schemas.microsoft.com/office/word/2006/wordml" xmlns:wps="http://schemas.microsoft.com/office/word/2010/wordprocessingShape" mc:Ignorable="w14 w15 w16se w16cid w16 w16cex w16sdtdh w16sdtfl w16du wp14">
   <w:body>
     <w:p>
       <w:r>
@@ -168,7 +168,7 @@
     </w:p>
     <w:p>
       <w:r>
-        <w:t>Detta dokument behandlar höga naturvärden i avverkningsanmälan A 26338-2025 i Sollefteå kommun. Denna avverkningsanmälan inkom 2025-05-28 00:00:00 och omfattar 2,7 ha.</w:t>
+        <w:t>Detta dokument behandlar höga naturvärden i avverkningsanmälan A 26338-2025 i Sollefteå kommun som inkom 2025-05-28 och omfattar 2,7 ha.</w:t>
       </w:r>
     </w:p>
     <w:p>
@@ -191,12 +191,15 @@
     </w:p>
     <w:p>
       <w:r>
-        <w:t>I avverkningsanmälan har följande 4 naturvårdsarter hittats: lunglav (NT), motaggsvamp (NT), talltita (NT, §4) och tretåig hackspett (NT, §4). Av dessa är 4 rödlistade. För rödlistade arter har rödlistekategorin angivits inom parentes. För fridlysta arter anges även paragrafen i Artskyddsförordningen som arten är fridlyst enligt.</w:t>
+        <w:t>I och inom 7 meter från avverkningsanmälan har följande 4 naturvårdsarter hittats: lunglav (NT, T), motaggsvamp (NT, T), talltita (NT, §4) och tretåig hackspett (NT, T, §4). Av dessa är 4 rödlistade. För rödlistade arter har rödlistekategorin angivits inom parentes. Typiska arter inom Natura 2000 som är kopplade till skogsekosystem har markerats med (T). För fridlysta arter anges även paragrafen i Artskyddsförordningen som arten är fridlyst enligt.</w:t>
       </w:r>
     </w:p>
     <w:p>
       <w:r>
-        <w:t>De påträffade naturvårdsarterna är ett tydligt kvitto på att detta rör sig om en skog med höga naturvärden. I Figur 1 visas en karta över det avverkningsanmälda området, där samtliga fyndplatser för naturvårdsarter som finns registrerade på Artportalen har markerats.</w:t>
+        <w:t>De påträffade naturvårdsarterna är ett tydligt kvitto på att det rör sig om en skog med höga naturvärden.</w:t>
+      </w:r>
+      <w:r>
+        <w:t xml:space="preserve"> I Figur 1 visas fyndplatser för naturvårdsarter i området, som finns registrerade på Artportalen.</w:t>
       </w:r>
     </w:p>
     <w:p>
@@ -206,7 +209,7 @@
       <w:r>
         <w:drawing>
           <wp:inline xmlns:a="http://schemas.openxmlformats.org/drawingml/2006/main" xmlns:pic="http://schemas.openxmlformats.org/drawingml/2006/picture">
-            <wp:extent cx="5486400" cy="5075713"/>
+            <wp:extent cx="5486400" cy="4894367"/>
             <wp:docPr id="1" name="Picture 1"/>
             <wp:cNvGraphicFramePr>
               <a:graphicFrameLocks noChangeAspect="1"/>
@@ -227,7 +230,7 @@
                   <pic:spPr>
                     <a:xfrm>
                       <a:off x="0" y="0"/>
-                      <a:ext cx="5486400" cy="5075713"/>
+                      <a:ext cx="5486400" cy="4894367"/>
                     </a:xfrm>
                     <a:prstGeom prst="rect"/>
                   </pic:spPr>
@@ -241,9 +244,90 @@
     <w:p>
       <w:pPr>
         <w:pStyle w:val="Caption"/>
+        <w:spacing w:after="240"/>
       </w:pPr>
       <w:r>
-        <w:t>Figur 1. Fyndplatser för naturvårdsarter i det avverkningsanmälda området (röd linje). Markörer utan svart kant är placerade på fyndplatsen. Markörer med svart kant är placerade vid sidan av fyndplatsen och har ett svart streck som visar fyndplatsens exakta position. Kartans mittpunktskoordinat är N 6979017, E 604800 i SWEREF 99 TM.</w:t>
+        <w:t>Figur 1. Fyndplatser för naturvårdsarter i och inom 7 meter från avverkningsanmälan (röd linje). Markörer utan svart kant är placerade på fyndplatsen. Markörer med svart kant är placerade vid sidan av fyndplatsen och har ett svart streck som visar fyndplatsens exakta position. Kartans mittpunktskoordinat är N 6979017, E 604800 i SWEREF 99 TM.</w:t>
+      </w:r>
+    </w:p>
+    <w:p>
+      <w:pPr>
+        <w:pStyle w:val="Heading2"/>
+      </w:pPr>
+      <w:r>
+        <w:t>Fridlysta arter</w:t>
+      </w:r>
+    </w:p>
+    <w:p>
+      <w:r>
+        <w:t>Följande fridlysta arter har sina livsmiljöer och växtplatser i den avverkningsanmälda skogen: talltita (NT, §4) och tretåig hackspett (NT, T, §4).</w:t>
+      </w:r>
+    </w:p>
+    <w:p>
+      <w:r>
+        <w:t xml:space="preserve">Observera att medlemsländerna är skyldiga att agera i enlighet med EU:s fågeldirektiv där det uttryckligen står att direktivet gäller för fåglar samt för deras ägg, bon och </w:t>
+      </w:r>
+      <w:r>
+        <w:rPr>
+          <w:b/>
+        </w:rPr>
+        <w:t xml:space="preserve">livsmiljöer </w:t>
+      </w:r>
+      <w:r>
+        <w:t>(artikel 1). Vidare att de åtgärder som vidtas inte får leda till en försämring av den nuvarande situationen beträffande bevarandet av de fågelarter som avses i artikel 1 (artikel 13). Fågeldirektivet är styrande för tillsynsansvariga myndigheters ärendehantering, ställningstaganden och beslutsfattande.</w:t>
+      </w:r>
+    </w:p>
+    <w:p>
+      <w:r>
+        <w:rPr>
+          <w:b/>
+        </w:rPr>
+        <w:t>Talltita (NT, §4)</w:t>
+      </w:r>
+      <w:r>
+        <w:t>, rödlistad som nära hotad och prioriterad art i Skogsvårdslagen, har häckningsrevir i anmälan. Arten har minskat kraftigt de senaste 30 åren och minskningstakten innevarande 10-årsperiod beräknas till 20 (10–30) %. Talltitan är synnerligen trogen sitt cirka 15 hektar stora revir och är beroende av flerskiktade olikåldriga skogar för att kunna föda upp sina ungar. Talltitan försvinner om dess livsmiljö kalavverkas (Eggers &amp; Low, 2014; Ekman, 1979; Griesser et al, 2007; Klein, 2020; Siffczyk et al, 2003; SLU Artdatabanken, 2021).</w:t>
+      </w:r>
+    </w:p>
+    <w:p>
+      <w:r>
+        <w:rPr>
+          <w:b/>
+        </w:rPr>
+        <w:t>Tretåig hackspett (NT, §4)</w:t>
+      </w:r>
+      <w:r>
+        <w:t xml:space="preserve"> är rödlistad som nära hotad och ingår i bilaga 1 i EU:s fågeldirektiv. Tretåig hackspett är för sin överlevnad beroende av kontinuerlig tillförsel av äldre döende och död ved, som sker genom naturliga självgallringsprocesser i äldre grannaturskogar och barrblandade naturskogar. Om en skog genom skogsbruk gallras eller glesas ur så upphör och uteblir i stort sett den naturliga självgallringsprocessen för mycket lång tid framöver vilket omöjliggör upprätthållandet av den kontinuerliga ekologiska funktionen i ett område. Det finns studier som visar att naturskogens självgallringsprocess som den tretåiga hackspetten är beroende av, inte kan ersättas med efterlämnad hänsyn i skogsbruket (Imbeau &amp; Desrochers, 2002). Storleken på häckningsreviret varierar med skogstypen, förekomsten av död ved och graden av fragmentering, men är i allmänhet i storleksordningen 25–100 hektar. Vintertid krävs ofta betydligt större områden och det finns studier som antyder att arten behöver minst 100 hektar äldre skog. I områden med låg bonitet kan det behövas över 200 hektar lämpligt habitat för att ett par ska kunna reproducera sig. Områden med dokumenterad permanent förekomst i naturskogsmiljöer har vanligen så stora naturvärden att skogsbruk är olämpligt. Tretåig hackspett är typisk art för </w:t>
+      </w:r>
+      <w:r>
+        <w:rPr>
+          <w:i/>
+        </w:rPr>
+        <w:t xml:space="preserve">9010 Taiga, 9740 Skogsbevuxen myr, 9030 Landhöjningsskog </w:t>
+      </w:r>
+      <w:r>
+        <w:t xml:space="preserve">och </w:t>
+      </w:r>
+      <w:r>
+        <w:rPr>
+          <w:i/>
+        </w:rPr>
+        <w:t>9040 Fjällbjörkskog</w:t>
+      </w:r>
+      <w:r>
+        <w:t xml:space="preserve"> (Skogsstyrelsen, 2016; SLU Artdatabanken, 2024).</w:t>
+      </w:r>
+    </w:p>
+    <w:p>
+      <w:r>
+        <w:t>I BILAGA 1 finns mer detaljerad information om ekologi samt krav på livsmiljö hos fridlysta arter.</w:t>
+      </w:r>
+    </w:p>
+    <w:p>
+      <w:pPr>
+        <w:pStyle w:val="Heading2"/>
+      </w:pPr>
+      <w:r>
+        <w:t>Övriga naturvårdsarter</w:t>
       </w:r>
     </w:p>
     <w:p>
@@ -320,78 +404,6 @@
       </w:r>
       <w:r>
         <w:t xml:space="preserve"> (SLU Artdatabanken, 2024).</w:t>
-      </w:r>
-    </w:p>
-    <w:p>
-      <w:pPr>
-        <w:pStyle w:val="Heading1"/>
-      </w:pPr>
-      <w:r>
-        <w:t>Fridlysta arter</w:t>
-      </w:r>
-    </w:p>
-    <w:p>
-      <w:r>
-        <w:t>Följande fridlysta arter har sina livsmiljöer och växtplatser i den avverkningsanmälda skogen: talltita (NT, §4) och tretåig hackspett (NT, §4).</w:t>
-      </w:r>
-    </w:p>
-    <w:p>
-      <w:r>
-        <w:t xml:space="preserve">Observera att medlemsländerna är skyldiga att agera i enlighet med EU:s fågeldirektiv där det uttryckligen står att direktivet gäller för fåglar samt för deras ägg, bon och </w:t>
-      </w:r>
-      <w:r>
-        <w:rPr>
-          <w:b/>
-        </w:rPr>
-        <w:t xml:space="preserve">livsmiljöer </w:t>
-      </w:r>
-      <w:r>
-        <w:t>(artikel 1). Vidare att de åtgärder som vidtas inte får leda till en försämring av den nuvarande situationen beträffande bevarandet av de fågelarter som avses i artikel 1 (artikel 13). Fågeldirektivet är styrande för tillsynsansvariga myndigheters ärendehantering, ställningstaganden och beslutsfattande.</w:t>
-      </w:r>
-    </w:p>
-    <w:p>
-      <w:r>
-        <w:rPr>
-          <w:b/>
-        </w:rPr>
-        <w:t>Talltita (NT, §4)</w:t>
-      </w:r>
-      <w:r>
-        <w:t>, rödlistad som nära hotad och prioriterad art i Skogsvårdslagen, har häckningsrevir i anmälan. Arten har minskat kraftigt de senaste 30 åren och minskningstakten innevarande 10-årsperiod beräknas till 20 (10–30) %. Talltitan är synnerligen trogen sitt cirka 15 hektar stora revir och är beroende av flerskiktade olikåldriga skogar för att kunna föda upp sina ungar. Talltitan försvinner om dess livsmiljö kalavverkas (Eggers &amp; Low, 2014; Ekman, 1979; Griesser et al, 2007; Klein, 2020; Siffczyk et al, 2003; SLU Artdatabanken, 2021).</w:t>
-      </w:r>
-    </w:p>
-    <w:p>
-      <w:r>
-        <w:rPr>
-          <w:b/>
-        </w:rPr>
-        <w:t>Tretåig hackspett (NT, §4)</w:t>
-      </w:r>
-      <w:r>
-        <w:t xml:space="preserve"> är rödlistad som nära hotad och ingår i bilaga 1 i EU:s fågeldirektiv. Tretåig hackspett är för sin överlevnad beroende av kontinuerlig tillförsel av äldre döende och död ved, som sker genom naturliga självgallringsprocesser i äldre grannaturskogar och barrblandade naturskogar. Om en skog genom skogsbruk gallras eller glesas ur så upphör och uteblir i stort sett den naturliga självgallringsprocessen för mycket lång tid framöver vilket omöjliggör upprätthållandet av den kontinuerliga ekologiska funktionen i ett område. Det finns studier som visar att naturskogens självgallringsprocess som den tretåiga hackspetten är beroende av, inte kan ersättas med efterlämnad hänsyn i skogsbruket (Imbeau &amp; Desrochers, 2002). Storleken på häckningsreviret varierar med skogstypen, förekomsten av död ved och graden av fragmentering, men är i allmänhet i storleksordningen 25–100 hektar. Vintertid krävs ofta betydligt större områden och det finns studier som antyder att arten behöver minst 100 hektar äldre skog. I områden med låg bonitet kan det behövas över 200 hektar lämpligt habitat för att ett par ska kunna reproducera sig. Områden med dokumenterad permanent förekomst i naturskogsmiljöer har vanligen så stora naturvärden att skogsbruk är olämpligt. Tretåig hackspett är typisk art för </w:t>
-      </w:r>
-      <w:r>
-        <w:rPr>
-          <w:i/>
-        </w:rPr>
-        <w:t xml:space="preserve">9010 Taiga, 9740 Skogsbevuxen myr, 9030 Landhöjningsskog </w:t>
-      </w:r>
-      <w:r>
-        <w:t xml:space="preserve">och </w:t>
-      </w:r>
-      <w:r>
-        <w:rPr>
-          <w:i/>
-        </w:rPr>
-        <w:t>9040 Fjällbjörkskog</w:t>
-      </w:r>
-      <w:r>
-        <w:t xml:space="preserve"> (Skogsstyrelsen, 2016; SLU Artdatabanken, 2024).</w:t>
-      </w:r>
-    </w:p>
-    <w:p>
-      <w:r>
-        <w:t>I BILAGA 1 finns mer detaljerad information om ekologi samt krav på livsmiljö hos fridlysta arter.</w:t>
       </w:r>
     </w:p>
     <w:p>
@@ -1140,7 +1152,7 @@
 </file>
 
 <file path=word/endnotes.xml><?xml version="1.0" encoding="utf-8"?>
-<w:endnotes xmlns:wpc="http://schemas.microsoft.com/office/word/2010/wordprocessingCanvas" xmlns:cx="http://schemas.microsoft.com/office/drawing/2014/chartex" xmlns:cx1="http://schemas.microsoft.com/office/drawing/2015/9/8/chartex" xmlns:cx2="http://schemas.microsoft.com/office/drawing/2015/10/21/chartex" xmlns:cx3="http://schemas.microsoft.com/office/drawing/2016/5/9/chartex" xmlns:cx4="http://schemas.microsoft.com/office/drawing/2016/5/10/chartex" xmlns:cx5="http://schemas.microsoft.com/office/drawing/2016/5/11/chartex" xmlns:cx6="http://schemas.microsoft.com/office/drawing/2016/5/12/chartex" xmlns:cx7="http://schemas.microsoft.com/office/drawing/2016/5/13/chartex" xmlns:cx8="http://schemas.microsoft.com/office/drawing/2016/5/14/chartex" xmlns:mc="http://schemas.openxmlformats.org/markup-compatibility/2006" xmlns:aink="http://schemas.microsoft.com/office/drawing/2016/ink" xmlns:am3d="http://schemas.microsoft.com/office/drawing/2017/model3d" xmlns:o="urn:schemas-microsoft-com:office:office" xmlns:oel="http://schemas.microsoft.com/office/2019/extlst" xmlns:r="http://schemas.openxmlformats.org/officeDocument/2006/relationships" xmlns:m="http://schemas.openxmlformats.org/officeDocument/2006/math" xmlns:v="urn:schemas-microsoft-com:vml" xmlns:wp14="http://schemas.microsoft.com/office/word/2010/wordprocessingDrawing" xmlns:wp="http://schemas.openxmlformats.org/drawingml/2006/wordprocessingDrawing" xmlns:w10="urn:schemas-microsoft-com:office:word" xmlns:w="http://schemas.openxmlformats.org/wordprocessingml/2006/main" xmlns:w14="http://schemas.microsoft.com/office/word/2010/wordml" xmlns:w15="http://schemas.microsoft.com/office/word/2012/wordml" xmlns:w16cex="http://schemas.microsoft.com/office/word/2018/wordml/cex" xmlns:w16cid="http://schemas.microsoft.com/office/word/2016/wordml/cid" xmlns:w16="http://schemas.microsoft.com/office/word/2018/wordml" xmlns:w16sdtdh="http://schemas.microsoft.com/office/word/2020/wordml/sdtdatahash" xmlns:w16se="http://schemas.microsoft.com/office/word/2015/wordml/symex" xmlns:wpg="http://schemas.microsoft.com/office/word/2010/wordprocessingGroup" xmlns:wpi="http://schemas.microsoft.com/office/word/2010/wordprocessingInk" xmlns:wne="http://schemas.microsoft.com/office/word/2006/wordml" xmlns:wps="http://schemas.microsoft.com/office/word/2010/wordprocessingShape" mc:Ignorable="w14 w15 w16se w16cid w16 w16cex w16sdtdh wp14">
+<w:endnotes xmlns:wpc="http://schemas.microsoft.com/office/word/2010/wordprocessingCanvas" xmlns:cx="http://schemas.microsoft.com/office/drawing/2014/chartex" xmlns:cx1="http://schemas.microsoft.com/office/drawing/2015/9/8/chartex" xmlns:cx2="http://schemas.microsoft.com/office/drawing/2015/10/21/chartex" xmlns:cx3="http://schemas.microsoft.com/office/drawing/2016/5/9/chartex" xmlns:cx4="http://schemas.microsoft.com/office/drawing/2016/5/10/chartex" xmlns:cx5="http://schemas.microsoft.com/office/drawing/2016/5/11/chartex" xmlns:cx6="http://schemas.microsoft.com/office/drawing/2016/5/12/chartex" xmlns:cx7="http://schemas.microsoft.com/office/drawing/2016/5/13/chartex" xmlns:cx8="http://schemas.microsoft.com/office/drawing/2016/5/14/chartex" xmlns:mc="http://schemas.openxmlformats.org/markup-compatibility/2006" xmlns:aink="http://schemas.microsoft.com/office/drawing/2016/ink" xmlns:am3d="http://schemas.microsoft.com/office/drawing/2017/model3d" xmlns:o="urn:schemas-microsoft-com:office:office" xmlns:oel="http://schemas.microsoft.com/office/2019/extlst" xmlns:r="http://schemas.openxmlformats.org/officeDocument/2006/relationships" xmlns:m="http://schemas.openxmlformats.org/officeDocument/2006/math" xmlns:v="urn:schemas-microsoft-com:vml" xmlns:wp14="http://schemas.microsoft.com/office/word/2010/wordprocessingDrawing" xmlns:wp="http://schemas.openxmlformats.org/drawingml/2006/wordprocessingDrawing" xmlns:w10="urn:schemas-microsoft-com:office:word" xmlns:w="http://schemas.openxmlformats.org/wordprocessingml/2006/main" xmlns:w14="http://schemas.microsoft.com/office/word/2010/wordml" xmlns:w15="http://schemas.microsoft.com/office/word/2012/wordml" xmlns:w16cex="http://schemas.microsoft.com/office/word/2018/wordml/cex" xmlns:w16cid="http://schemas.microsoft.com/office/word/2016/wordml/cid" xmlns:w16="http://schemas.microsoft.com/office/word/2018/wordml" xmlns:w16du="http://schemas.microsoft.com/office/word/2023/wordml/word16du" xmlns:w16sdtdh="http://schemas.microsoft.com/office/word/2020/wordml/sdtdatahash" xmlns:w16sdtfl="http://schemas.microsoft.com/office/word/2024/wordml/sdtformatlock" xmlns:w16se="http://schemas.microsoft.com/office/word/2015/wordml/symex" xmlns:wpg="http://schemas.microsoft.com/office/word/2010/wordprocessingGroup" xmlns:wpi="http://schemas.microsoft.com/office/word/2010/wordprocessingInk" xmlns:wne="http://schemas.microsoft.com/office/word/2006/wordml" xmlns:wps="http://schemas.microsoft.com/office/word/2010/wordprocessingShape" mc:Ignorable="w14 w15 w16se w16cid w16 w16cex w16sdtdh w16sdtfl w16du wp14">
   <w:endnote w:type="separator" w:id="-1">
     <w:p>
       <w:pPr>
@@ -1165,7 +1177,7 @@
 </file>
 
 <file path=word/footer1.xml><?xml version="1.0" encoding="utf-8"?>
-<w:ftr xmlns:wpc="http://schemas.microsoft.com/office/word/2010/wordprocessingCanvas" xmlns:cx="http://schemas.microsoft.com/office/drawing/2014/chartex" xmlns:cx1="http://schemas.microsoft.com/office/drawing/2015/9/8/chartex" xmlns:cx2="http://schemas.microsoft.com/office/drawing/2015/10/21/chartex" xmlns:cx3="http://schemas.microsoft.com/office/drawing/2016/5/9/chartex" xmlns:cx4="http://schemas.microsoft.com/office/drawing/2016/5/10/chartex" xmlns:cx5="http://schemas.microsoft.com/office/drawing/2016/5/11/chartex" xmlns:cx6="http://schemas.microsoft.com/office/drawing/2016/5/12/chartex" xmlns:cx7="http://schemas.microsoft.com/office/drawing/2016/5/13/chartex" xmlns:cx8="http://schemas.microsoft.com/office/drawing/2016/5/14/chartex" xmlns:mc="http://schemas.openxmlformats.org/markup-compatibility/2006" xmlns:aink="http://schemas.microsoft.com/office/drawing/2016/ink" xmlns:am3d="http://schemas.microsoft.com/office/drawing/2017/model3d" xmlns:o="urn:schemas-microsoft-com:office:office" xmlns:oel="http://schemas.microsoft.com/office/2019/extlst" xmlns:r="http://schemas.openxmlformats.org/officeDocument/2006/relationships" xmlns:m="http://schemas.openxmlformats.org/officeDocument/2006/math" xmlns:v="urn:schemas-microsoft-com:vml" xmlns:wp14="http://schemas.microsoft.com/office/word/2010/wordprocessingDrawing" xmlns:wp="http://schemas.openxmlformats.org/drawingml/2006/wordprocessingDrawing" xmlns:w10="urn:schemas-microsoft-com:office:word" xmlns:w="http://schemas.openxmlformats.org/wordprocessingml/2006/main" xmlns:w14="http://schemas.microsoft.com/office/word/2010/wordml" xmlns:w15="http://schemas.microsoft.com/office/word/2012/wordml" xmlns:w16cex="http://schemas.microsoft.com/office/word/2018/wordml/cex" xmlns:w16cid="http://schemas.microsoft.com/office/word/2016/wordml/cid" xmlns:w16="http://schemas.microsoft.com/office/word/2018/wordml" xmlns:w16sdtdh="http://schemas.microsoft.com/office/word/2020/wordml/sdtdatahash" xmlns:w16se="http://schemas.microsoft.com/office/word/2015/wordml/symex" xmlns:wpg="http://schemas.microsoft.com/office/word/2010/wordprocessingGroup" xmlns:wpi="http://schemas.microsoft.com/office/word/2010/wordprocessingInk" xmlns:wne="http://schemas.microsoft.com/office/word/2006/wordml" xmlns:wps="http://schemas.microsoft.com/office/word/2010/wordprocessingShape" mc:Ignorable="w14 w15 w16se w16cid w16 w16cex w16sdtdh wp14">
+<w:ftr xmlns:wpc="http://schemas.microsoft.com/office/word/2010/wordprocessingCanvas" xmlns:cx="http://schemas.microsoft.com/office/drawing/2014/chartex" xmlns:cx1="http://schemas.microsoft.com/office/drawing/2015/9/8/chartex" xmlns:cx2="http://schemas.microsoft.com/office/drawing/2015/10/21/chartex" xmlns:cx3="http://schemas.microsoft.com/office/drawing/2016/5/9/chartex" xmlns:cx4="http://schemas.microsoft.com/office/drawing/2016/5/10/chartex" xmlns:cx5="http://schemas.microsoft.com/office/drawing/2016/5/11/chartex" xmlns:cx6="http://schemas.microsoft.com/office/drawing/2016/5/12/chartex" xmlns:cx7="http://schemas.microsoft.com/office/drawing/2016/5/13/chartex" xmlns:cx8="http://schemas.microsoft.com/office/drawing/2016/5/14/chartex" xmlns:mc="http://schemas.openxmlformats.org/markup-compatibility/2006" xmlns:aink="http://schemas.microsoft.com/office/drawing/2016/ink" xmlns:am3d="http://schemas.microsoft.com/office/drawing/2017/model3d" xmlns:o="urn:schemas-microsoft-com:office:office" xmlns:oel="http://schemas.microsoft.com/office/2019/extlst" xmlns:r="http://schemas.openxmlformats.org/officeDocument/2006/relationships" xmlns:m="http://schemas.openxmlformats.org/officeDocument/2006/math" xmlns:v="urn:schemas-microsoft-com:vml" xmlns:wp14="http://schemas.microsoft.com/office/word/2010/wordprocessingDrawing" xmlns:wp="http://schemas.openxmlformats.org/drawingml/2006/wordprocessingDrawing" xmlns:w10="urn:schemas-microsoft-com:office:word" xmlns:w="http://schemas.openxmlformats.org/wordprocessingml/2006/main" xmlns:w14="http://schemas.microsoft.com/office/word/2010/wordml" xmlns:w15="http://schemas.microsoft.com/office/word/2012/wordml" xmlns:w16cex="http://schemas.microsoft.com/office/word/2018/wordml/cex" xmlns:w16cid="http://schemas.microsoft.com/office/word/2016/wordml/cid" xmlns:w16="http://schemas.microsoft.com/office/word/2018/wordml" xmlns:w16du="http://schemas.microsoft.com/office/word/2023/wordml/word16du" xmlns:w16sdtdh="http://schemas.microsoft.com/office/word/2020/wordml/sdtdatahash" xmlns:w16sdtfl="http://schemas.microsoft.com/office/word/2024/wordml/sdtformatlock" xmlns:w16se="http://schemas.microsoft.com/office/word/2015/wordml/symex" xmlns:wpg="http://schemas.microsoft.com/office/word/2010/wordprocessingGroup" xmlns:wpi="http://schemas.microsoft.com/office/word/2010/wordprocessingInk" xmlns:wne="http://schemas.microsoft.com/office/word/2006/wordml" xmlns:wps="http://schemas.microsoft.com/office/word/2010/wordprocessingShape" mc:Ignorable="w14 w15 w16se w16cid w16 w16cex w16sdtdh w16sdtfl w16du wp14">
   <w:p>
     <w:pPr>
       <w:pStyle w:val="Footer"/>
@@ -1175,7 +1187,7 @@
 </file>
 
 <file path=word/footer2.xml><?xml version="1.0" encoding="utf-8"?>
-<w:ftr xmlns:wpc="http://schemas.microsoft.com/office/word/2010/wordprocessingCanvas" xmlns:cx="http://schemas.microsoft.com/office/drawing/2014/chartex" xmlns:cx1="http://schemas.microsoft.com/office/drawing/2015/9/8/chartex" xmlns:cx2="http://schemas.microsoft.com/office/drawing/2015/10/21/chartex" xmlns:cx3="http://schemas.microsoft.com/office/drawing/2016/5/9/chartex" xmlns:cx4="http://schemas.microsoft.com/office/drawing/2016/5/10/chartex" xmlns:cx5="http://schemas.microsoft.com/office/drawing/2016/5/11/chartex" xmlns:cx6="http://schemas.microsoft.com/office/drawing/2016/5/12/chartex" xmlns:cx7="http://schemas.microsoft.com/office/drawing/2016/5/13/chartex" xmlns:cx8="http://schemas.microsoft.com/office/drawing/2016/5/14/chartex" xmlns:mc="http://schemas.openxmlformats.org/markup-compatibility/2006" xmlns:aink="http://schemas.microsoft.com/office/drawing/2016/ink" xmlns:am3d="http://schemas.microsoft.com/office/drawing/2017/model3d" xmlns:o="urn:schemas-microsoft-com:office:office" xmlns:oel="http://schemas.microsoft.com/office/2019/extlst" xmlns:r="http://schemas.openxmlformats.org/officeDocument/2006/relationships" xmlns:m="http://schemas.openxmlformats.org/officeDocument/2006/math" xmlns:v="urn:schemas-microsoft-com:vml" xmlns:wp14="http://schemas.microsoft.com/office/word/2010/wordprocessingDrawing" xmlns:wp="http://schemas.openxmlformats.org/drawingml/2006/wordprocessingDrawing" xmlns:w10="urn:schemas-microsoft-com:office:word" xmlns:w="http://schemas.openxmlformats.org/wordprocessingml/2006/main" xmlns:w14="http://schemas.microsoft.com/office/word/2010/wordml" xmlns:w15="http://schemas.microsoft.com/office/word/2012/wordml" xmlns:w16cex="http://schemas.microsoft.com/office/word/2018/wordml/cex" xmlns:w16cid="http://schemas.microsoft.com/office/word/2016/wordml/cid" xmlns:w16="http://schemas.microsoft.com/office/word/2018/wordml" xmlns:w16sdtdh="http://schemas.microsoft.com/office/word/2020/wordml/sdtdatahash" xmlns:w16se="http://schemas.microsoft.com/office/word/2015/wordml/symex" xmlns:wpg="http://schemas.microsoft.com/office/word/2010/wordprocessingGroup" xmlns:wpi="http://schemas.microsoft.com/office/word/2010/wordprocessingInk" xmlns:wne="http://schemas.microsoft.com/office/word/2006/wordml" xmlns:wps="http://schemas.microsoft.com/office/word/2010/wordprocessingShape" mc:Ignorable="w14 w15 w16se w16cid w16 w16cex w16sdtdh wp14">
+<w:ftr xmlns:wpc="http://schemas.microsoft.com/office/word/2010/wordprocessingCanvas" xmlns:cx="http://schemas.microsoft.com/office/drawing/2014/chartex" xmlns:cx1="http://schemas.microsoft.com/office/drawing/2015/9/8/chartex" xmlns:cx2="http://schemas.microsoft.com/office/drawing/2015/10/21/chartex" xmlns:cx3="http://schemas.microsoft.com/office/drawing/2016/5/9/chartex" xmlns:cx4="http://schemas.microsoft.com/office/drawing/2016/5/10/chartex" xmlns:cx5="http://schemas.microsoft.com/office/drawing/2016/5/11/chartex" xmlns:cx6="http://schemas.microsoft.com/office/drawing/2016/5/12/chartex" xmlns:cx7="http://schemas.microsoft.com/office/drawing/2016/5/13/chartex" xmlns:cx8="http://schemas.microsoft.com/office/drawing/2016/5/14/chartex" xmlns:mc="http://schemas.openxmlformats.org/markup-compatibility/2006" xmlns:aink="http://schemas.microsoft.com/office/drawing/2016/ink" xmlns:am3d="http://schemas.microsoft.com/office/drawing/2017/model3d" xmlns:o="urn:schemas-microsoft-com:office:office" xmlns:oel="http://schemas.microsoft.com/office/2019/extlst" xmlns:r="http://schemas.openxmlformats.org/officeDocument/2006/relationships" xmlns:m="http://schemas.openxmlformats.org/officeDocument/2006/math" xmlns:v="urn:schemas-microsoft-com:vml" xmlns:wp14="http://schemas.microsoft.com/office/word/2010/wordprocessingDrawing" xmlns:wp="http://schemas.openxmlformats.org/drawingml/2006/wordprocessingDrawing" xmlns:w10="urn:schemas-microsoft-com:office:word" xmlns:w="http://schemas.openxmlformats.org/wordprocessingml/2006/main" xmlns:w14="http://schemas.microsoft.com/office/word/2010/wordml" xmlns:w15="http://schemas.microsoft.com/office/word/2012/wordml" xmlns:w16cex="http://schemas.microsoft.com/office/word/2018/wordml/cex" xmlns:w16cid="http://schemas.microsoft.com/office/word/2016/wordml/cid" xmlns:w16="http://schemas.microsoft.com/office/word/2018/wordml" xmlns:w16du="http://schemas.microsoft.com/office/word/2023/wordml/word16du" xmlns:w16sdtdh="http://schemas.microsoft.com/office/word/2020/wordml/sdtdatahash" xmlns:w16sdtfl="http://schemas.microsoft.com/office/word/2024/wordml/sdtformatlock" xmlns:w16se="http://schemas.microsoft.com/office/word/2015/wordml/symex" xmlns:wpg="http://schemas.microsoft.com/office/word/2010/wordprocessingGroup" xmlns:wpi="http://schemas.microsoft.com/office/word/2010/wordprocessingInk" xmlns:wne="http://schemas.microsoft.com/office/word/2006/wordml" xmlns:wps="http://schemas.microsoft.com/office/word/2010/wordprocessingShape" mc:Ignorable="w14 w15 w16se w16cid w16 w16cex w16sdtdh w16sdtfl w16du wp14">
   <w:p>
     <w:pPr>
       <w:pStyle w:val="Footer"/>
@@ -1185,7 +1197,7 @@
 </file>
 
 <file path=word/footer3.xml><?xml version="1.0" encoding="utf-8"?>
-<w:ftr xmlns:wpc="http://schemas.microsoft.com/office/word/2010/wordprocessingCanvas" xmlns:cx="http://schemas.microsoft.com/office/drawing/2014/chartex" xmlns:cx1="http://schemas.microsoft.com/office/drawing/2015/9/8/chartex" xmlns:cx2="http://schemas.microsoft.com/office/drawing/2015/10/21/chartex" xmlns:cx3="http://schemas.microsoft.com/office/drawing/2016/5/9/chartex" xmlns:cx4="http://schemas.microsoft.com/office/drawing/2016/5/10/chartex" xmlns:cx5="http://schemas.microsoft.com/office/drawing/2016/5/11/chartex" xmlns:cx6="http://schemas.microsoft.com/office/drawing/2016/5/12/chartex" xmlns:cx7="http://schemas.microsoft.com/office/drawing/2016/5/13/chartex" xmlns:cx8="http://schemas.microsoft.com/office/drawing/2016/5/14/chartex" xmlns:mc="http://schemas.openxmlformats.org/markup-compatibility/2006" xmlns:aink="http://schemas.microsoft.com/office/drawing/2016/ink" xmlns:am3d="http://schemas.microsoft.com/office/drawing/2017/model3d" xmlns:o="urn:schemas-microsoft-com:office:office" xmlns:oel="http://schemas.microsoft.com/office/2019/extlst" xmlns:r="http://schemas.openxmlformats.org/officeDocument/2006/relationships" xmlns:m="http://schemas.openxmlformats.org/officeDocument/2006/math" xmlns:v="urn:schemas-microsoft-com:vml" xmlns:wp14="http://schemas.microsoft.com/office/word/2010/wordprocessingDrawing" xmlns:wp="http://schemas.openxmlformats.org/drawingml/2006/wordprocessingDrawing" xmlns:w10="urn:schemas-microsoft-com:office:word" xmlns:w="http://schemas.openxmlformats.org/wordprocessingml/2006/main" xmlns:w14="http://schemas.microsoft.com/office/word/2010/wordml" xmlns:w15="http://schemas.microsoft.com/office/word/2012/wordml" xmlns:w16cex="http://schemas.microsoft.com/office/word/2018/wordml/cex" xmlns:w16cid="http://schemas.microsoft.com/office/word/2016/wordml/cid" xmlns:w16="http://schemas.microsoft.com/office/word/2018/wordml" xmlns:w16sdtdh="http://schemas.microsoft.com/office/word/2020/wordml/sdtdatahash" xmlns:w16se="http://schemas.microsoft.com/office/word/2015/wordml/symex" xmlns:wpg="http://schemas.microsoft.com/office/word/2010/wordprocessingGroup" xmlns:wpi="http://schemas.microsoft.com/office/word/2010/wordprocessingInk" xmlns:wne="http://schemas.microsoft.com/office/word/2006/wordml" xmlns:wps="http://schemas.microsoft.com/office/word/2010/wordprocessingShape" mc:Ignorable="w14 w15 w16se w16cid w16 w16cex w16sdtdh wp14">
+<w:ftr xmlns:wpc="http://schemas.microsoft.com/office/word/2010/wordprocessingCanvas" xmlns:cx="http://schemas.microsoft.com/office/drawing/2014/chartex" xmlns:cx1="http://schemas.microsoft.com/office/drawing/2015/9/8/chartex" xmlns:cx2="http://schemas.microsoft.com/office/drawing/2015/10/21/chartex" xmlns:cx3="http://schemas.microsoft.com/office/drawing/2016/5/9/chartex" xmlns:cx4="http://schemas.microsoft.com/office/drawing/2016/5/10/chartex" xmlns:cx5="http://schemas.microsoft.com/office/drawing/2016/5/11/chartex" xmlns:cx6="http://schemas.microsoft.com/office/drawing/2016/5/12/chartex" xmlns:cx7="http://schemas.microsoft.com/office/drawing/2016/5/13/chartex" xmlns:cx8="http://schemas.microsoft.com/office/drawing/2016/5/14/chartex" xmlns:mc="http://schemas.openxmlformats.org/markup-compatibility/2006" xmlns:aink="http://schemas.microsoft.com/office/drawing/2016/ink" xmlns:am3d="http://schemas.microsoft.com/office/drawing/2017/model3d" xmlns:o="urn:schemas-microsoft-com:office:office" xmlns:oel="http://schemas.microsoft.com/office/2019/extlst" xmlns:r="http://schemas.openxmlformats.org/officeDocument/2006/relationships" xmlns:m="http://schemas.openxmlformats.org/officeDocument/2006/math" xmlns:v="urn:schemas-microsoft-com:vml" xmlns:wp14="http://schemas.microsoft.com/office/word/2010/wordprocessingDrawing" xmlns:wp="http://schemas.openxmlformats.org/drawingml/2006/wordprocessingDrawing" xmlns:w10="urn:schemas-microsoft-com:office:word" xmlns:w="http://schemas.openxmlformats.org/wordprocessingml/2006/main" xmlns:w14="http://schemas.microsoft.com/office/word/2010/wordml" xmlns:w15="http://schemas.microsoft.com/office/word/2012/wordml" xmlns:w16cex="http://schemas.microsoft.com/office/word/2018/wordml/cex" xmlns:w16cid="http://schemas.microsoft.com/office/word/2016/wordml/cid" xmlns:w16="http://schemas.microsoft.com/office/word/2018/wordml" xmlns:w16du="http://schemas.microsoft.com/office/word/2023/wordml/word16du" xmlns:w16sdtdh="http://schemas.microsoft.com/office/word/2020/wordml/sdtdatahash" xmlns:w16sdtfl="http://schemas.microsoft.com/office/word/2024/wordml/sdtformatlock" xmlns:w16se="http://schemas.microsoft.com/office/word/2015/wordml/symex" xmlns:wpg="http://schemas.microsoft.com/office/word/2010/wordprocessingGroup" xmlns:wpi="http://schemas.microsoft.com/office/word/2010/wordprocessingInk" xmlns:wne="http://schemas.microsoft.com/office/word/2006/wordml" xmlns:wps="http://schemas.microsoft.com/office/word/2010/wordprocessingShape" mc:Ignorable="w14 w15 w16se w16cid w16 w16cex w16sdtdh w16sdtfl w16du wp14">
   <w:p>
     <w:pPr>
       <w:pStyle w:val="Footer"/>
@@ -1195,7 +1207,7 @@
 </file>
 
 <file path=word/footnotes.xml><?xml version="1.0" encoding="utf-8"?>
-<w:footnotes xmlns:wpc="http://schemas.microsoft.com/office/word/2010/wordprocessingCanvas" xmlns:cx="http://schemas.microsoft.com/office/drawing/2014/chartex" xmlns:cx1="http://schemas.microsoft.com/office/drawing/2015/9/8/chartex" xmlns:cx2="http://schemas.microsoft.com/office/drawing/2015/10/21/chartex" xmlns:cx3="http://schemas.microsoft.com/office/drawing/2016/5/9/chartex" xmlns:cx4="http://schemas.microsoft.com/office/drawing/2016/5/10/chartex" xmlns:cx5="http://schemas.microsoft.com/office/drawing/2016/5/11/chartex" xmlns:cx6="http://schemas.microsoft.com/office/drawing/2016/5/12/chartex" xmlns:cx7="http://schemas.microsoft.com/office/drawing/2016/5/13/chartex" xmlns:cx8="http://schemas.microsoft.com/office/drawing/2016/5/14/chartex" xmlns:mc="http://schemas.openxmlformats.org/markup-compatibility/2006" xmlns:aink="http://schemas.microsoft.com/office/drawing/2016/ink" xmlns:am3d="http://schemas.microsoft.com/office/drawing/2017/model3d" xmlns:o="urn:schemas-microsoft-com:office:office" xmlns:oel="http://schemas.microsoft.com/office/2019/extlst" xmlns:r="http://schemas.openxmlformats.org/officeDocument/2006/relationships" xmlns:m="http://schemas.openxmlformats.org/officeDocument/2006/math" xmlns:v="urn:schemas-microsoft-com:vml" xmlns:wp14="http://schemas.microsoft.com/office/word/2010/wordprocessingDrawing" xmlns:wp="http://schemas.openxmlformats.org/drawingml/2006/wordprocessingDrawing" xmlns:w10="urn:schemas-microsoft-com:office:word" xmlns:w="http://schemas.openxmlformats.org/wordprocessingml/2006/main" xmlns:w14="http://schemas.microsoft.com/office/word/2010/wordml" xmlns:w15="http://schemas.microsoft.com/office/word/2012/wordml" xmlns:w16cex="http://schemas.microsoft.com/office/word/2018/wordml/cex" xmlns:w16cid="http://schemas.microsoft.com/office/word/2016/wordml/cid" xmlns:w16="http://schemas.microsoft.com/office/word/2018/wordml" xmlns:w16sdtdh="http://schemas.microsoft.com/office/word/2020/wordml/sdtdatahash" xmlns:w16se="http://schemas.microsoft.com/office/word/2015/wordml/symex" xmlns:wpg="http://schemas.microsoft.com/office/word/2010/wordprocessingGroup" xmlns:wpi="http://schemas.microsoft.com/office/word/2010/wordprocessingInk" xmlns:wne="http://schemas.microsoft.com/office/word/2006/wordml" xmlns:wps="http://schemas.microsoft.com/office/word/2010/wordprocessingShape" mc:Ignorable="w14 w15 w16se w16cid w16 w16cex w16sdtdh wp14">
+<w:footnotes xmlns:wpc="http://schemas.microsoft.com/office/word/2010/wordprocessingCanvas" xmlns:cx="http://schemas.microsoft.com/office/drawing/2014/chartex" xmlns:cx1="http://schemas.microsoft.com/office/drawing/2015/9/8/chartex" xmlns:cx2="http://schemas.microsoft.com/office/drawing/2015/10/21/chartex" xmlns:cx3="http://schemas.microsoft.com/office/drawing/2016/5/9/chartex" xmlns:cx4="http://schemas.microsoft.com/office/drawing/2016/5/10/chartex" xmlns:cx5="http://schemas.microsoft.com/office/drawing/2016/5/11/chartex" xmlns:cx6="http://schemas.microsoft.com/office/drawing/2016/5/12/chartex" xmlns:cx7="http://schemas.microsoft.com/office/drawing/2016/5/13/chartex" xmlns:cx8="http://schemas.microsoft.com/office/drawing/2016/5/14/chartex" xmlns:mc="http://schemas.openxmlformats.org/markup-compatibility/2006" xmlns:aink="http://schemas.microsoft.com/office/drawing/2016/ink" xmlns:am3d="http://schemas.microsoft.com/office/drawing/2017/model3d" xmlns:o="urn:schemas-microsoft-com:office:office" xmlns:oel="http://schemas.microsoft.com/office/2019/extlst" xmlns:r="http://schemas.openxmlformats.org/officeDocument/2006/relationships" xmlns:m="http://schemas.openxmlformats.org/officeDocument/2006/math" xmlns:v="urn:schemas-microsoft-com:vml" xmlns:wp14="http://schemas.microsoft.com/office/word/2010/wordprocessingDrawing" xmlns:wp="http://schemas.openxmlformats.org/drawingml/2006/wordprocessingDrawing" xmlns:w10="urn:schemas-microsoft-com:office:word" xmlns:w="http://schemas.openxmlformats.org/wordprocessingml/2006/main" xmlns:w14="http://schemas.microsoft.com/office/word/2010/wordml" xmlns:w15="http://schemas.microsoft.com/office/word/2012/wordml" xmlns:w16cex="http://schemas.microsoft.com/office/word/2018/wordml/cex" xmlns:w16cid="http://schemas.microsoft.com/office/word/2016/wordml/cid" xmlns:w16="http://schemas.microsoft.com/office/word/2018/wordml" xmlns:w16du="http://schemas.microsoft.com/office/word/2023/wordml/word16du" xmlns:w16sdtdh="http://schemas.microsoft.com/office/word/2020/wordml/sdtdatahash" xmlns:w16sdtfl="http://schemas.microsoft.com/office/word/2024/wordml/sdtformatlock" xmlns:w16se="http://schemas.microsoft.com/office/word/2015/wordml/symex" xmlns:wpg="http://schemas.microsoft.com/office/word/2010/wordprocessingGroup" xmlns:wpi="http://schemas.microsoft.com/office/word/2010/wordprocessingInk" xmlns:wne="http://schemas.microsoft.com/office/word/2006/wordml" xmlns:wps="http://schemas.microsoft.com/office/word/2010/wordprocessingShape" mc:Ignorable="w14 w15 w16se w16cid w16 w16cex w16sdtdh w16sdtfl w16du wp14">
   <w:footnote w:type="separator" w:id="-1">
     <w:p>
       <w:pPr>
@@ -1220,7 +1232,7 @@
 </file>
 
 <file path=word/header1.xml><?xml version="1.0" encoding="utf-8"?>
-<w:hdr xmlns:wpc="http://schemas.microsoft.com/office/word/2010/wordprocessingCanvas" xmlns:cx="http://schemas.microsoft.com/office/drawing/2014/chartex" xmlns:cx1="http://schemas.microsoft.com/office/drawing/2015/9/8/chartex" xmlns:cx2="http://schemas.microsoft.com/office/drawing/2015/10/21/chartex" xmlns:cx3="http://schemas.microsoft.com/office/drawing/2016/5/9/chartex" xmlns:cx4="http://schemas.microsoft.com/office/drawing/2016/5/10/chartex" xmlns:cx5="http://schemas.microsoft.com/office/drawing/2016/5/11/chartex" xmlns:cx6="http://schemas.microsoft.com/office/drawing/2016/5/12/chartex" xmlns:cx7="http://schemas.microsoft.com/office/drawing/2016/5/13/chartex" xmlns:cx8="http://schemas.microsoft.com/office/drawing/2016/5/14/chartex" xmlns:mc="http://schemas.openxmlformats.org/markup-compatibility/2006" xmlns:aink="http://schemas.microsoft.com/office/drawing/2016/ink" xmlns:am3d="http://schemas.microsoft.com/office/drawing/2017/model3d" xmlns:o="urn:schemas-microsoft-com:office:office" xmlns:oel="http://schemas.microsoft.com/office/2019/extlst" xmlns:r="http://schemas.openxmlformats.org/officeDocument/2006/relationships" xmlns:m="http://schemas.openxmlformats.org/officeDocument/2006/math" xmlns:v="urn:schemas-microsoft-com:vml" xmlns:wp14="http://schemas.microsoft.com/office/word/2010/wordprocessingDrawing" xmlns:wp="http://schemas.openxmlformats.org/drawingml/2006/wordprocessingDrawing" xmlns:w10="urn:schemas-microsoft-com:office:word" xmlns:w="http://schemas.openxmlformats.org/wordprocessingml/2006/main" xmlns:w14="http://schemas.microsoft.com/office/word/2010/wordml" xmlns:w15="http://schemas.microsoft.com/office/word/2012/wordml" xmlns:w16cex="http://schemas.microsoft.com/office/word/2018/wordml/cex" xmlns:w16cid="http://schemas.microsoft.com/office/word/2016/wordml/cid" xmlns:w16="http://schemas.microsoft.com/office/word/2018/wordml" xmlns:w16sdtdh="http://schemas.microsoft.com/office/word/2020/wordml/sdtdatahash" xmlns:w16se="http://schemas.microsoft.com/office/word/2015/wordml/symex" xmlns:wpg="http://schemas.microsoft.com/office/word/2010/wordprocessingGroup" xmlns:wpi="http://schemas.microsoft.com/office/word/2010/wordprocessingInk" xmlns:wne="http://schemas.microsoft.com/office/word/2006/wordml" xmlns:wps="http://schemas.microsoft.com/office/word/2010/wordprocessingShape" mc:Ignorable="w14 w15 w16se w16cid w16 w16cex w16sdtdh wp14">
+<w:hdr xmlns:wpc="http://schemas.microsoft.com/office/word/2010/wordprocessingCanvas" xmlns:cx="http://schemas.microsoft.com/office/drawing/2014/chartex" xmlns:cx1="http://schemas.microsoft.com/office/drawing/2015/9/8/chartex" xmlns:cx2="http://schemas.microsoft.com/office/drawing/2015/10/21/chartex" xmlns:cx3="http://schemas.microsoft.com/office/drawing/2016/5/9/chartex" xmlns:cx4="http://schemas.microsoft.com/office/drawing/2016/5/10/chartex" xmlns:cx5="http://schemas.microsoft.com/office/drawing/2016/5/11/chartex" xmlns:cx6="http://schemas.microsoft.com/office/drawing/2016/5/12/chartex" xmlns:cx7="http://schemas.microsoft.com/office/drawing/2016/5/13/chartex" xmlns:cx8="http://schemas.microsoft.com/office/drawing/2016/5/14/chartex" xmlns:mc="http://schemas.openxmlformats.org/markup-compatibility/2006" xmlns:aink="http://schemas.microsoft.com/office/drawing/2016/ink" xmlns:am3d="http://schemas.microsoft.com/office/drawing/2017/model3d" xmlns:o="urn:schemas-microsoft-com:office:office" xmlns:oel="http://schemas.microsoft.com/office/2019/extlst" xmlns:r="http://schemas.openxmlformats.org/officeDocument/2006/relationships" xmlns:m="http://schemas.openxmlformats.org/officeDocument/2006/math" xmlns:v="urn:schemas-microsoft-com:vml" xmlns:wp14="http://schemas.microsoft.com/office/word/2010/wordprocessingDrawing" xmlns:wp="http://schemas.openxmlformats.org/drawingml/2006/wordprocessingDrawing" xmlns:w10="urn:schemas-microsoft-com:office:word" xmlns:w="http://schemas.openxmlformats.org/wordprocessingml/2006/main" xmlns:w14="http://schemas.microsoft.com/office/word/2010/wordml" xmlns:w15="http://schemas.microsoft.com/office/word/2012/wordml" xmlns:w16cex="http://schemas.microsoft.com/office/word/2018/wordml/cex" xmlns:w16cid="http://schemas.microsoft.com/office/word/2016/wordml/cid" xmlns:w16="http://schemas.microsoft.com/office/word/2018/wordml" xmlns:w16du="http://schemas.microsoft.com/office/word/2023/wordml/word16du" xmlns:w16sdtdh="http://schemas.microsoft.com/office/word/2020/wordml/sdtdatahash" xmlns:w16sdtfl="http://schemas.microsoft.com/office/word/2024/wordml/sdtformatlock" xmlns:w16se="http://schemas.microsoft.com/office/word/2015/wordml/symex" xmlns:wpg="http://schemas.microsoft.com/office/word/2010/wordprocessingGroup" xmlns:wpi="http://schemas.microsoft.com/office/word/2010/wordprocessingInk" xmlns:wne="http://schemas.microsoft.com/office/word/2006/wordml" xmlns:wps="http://schemas.microsoft.com/office/word/2010/wordprocessingShape" mc:Ignorable="w14 w15 w16se w16cid w16 w16cex w16sdtdh w16sdtfl w16du wp14">
   <w:p>
     <w:pPr>
       <w:pStyle w:val="Header"/>
@@ -1230,7 +1242,7 @@
 </file>
 
 <file path=word/header2.xml><?xml version="1.0" encoding="utf-8"?>
-<w:hdr xmlns:wpc="http://schemas.microsoft.com/office/word/2010/wordprocessingCanvas" xmlns:cx="http://schemas.microsoft.com/office/drawing/2014/chartex" xmlns:cx1="http://schemas.microsoft.com/office/drawing/2015/9/8/chartex" xmlns:cx2="http://schemas.microsoft.com/office/drawing/2015/10/21/chartex" xmlns:cx3="http://schemas.microsoft.com/office/drawing/2016/5/9/chartex" xmlns:cx4="http://schemas.microsoft.com/office/drawing/2016/5/10/chartex" xmlns:cx5="http://schemas.microsoft.com/office/drawing/2016/5/11/chartex" xmlns:cx6="http://schemas.microsoft.com/office/drawing/2016/5/12/chartex" xmlns:cx7="http://schemas.microsoft.com/office/drawing/2016/5/13/chartex" xmlns:cx8="http://schemas.microsoft.com/office/drawing/2016/5/14/chartex" xmlns:mc="http://schemas.openxmlformats.org/markup-compatibility/2006" xmlns:aink="http://schemas.microsoft.com/office/drawing/2016/ink" xmlns:am3d="http://schemas.microsoft.com/office/drawing/2017/model3d" xmlns:o="urn:schemas-microsoft-com:office:office" xmlns:oel="http://schemas.microsoft.com/office/2019/extlst" xmlns:r="http://schemas.openxmlformats.org/officeDocument/2006/relationships" xmlns:m="http://schemas.openxmlformats.org/officeDocument/2006/math" xmlns:v="urn:schemas-microsoft-com:vml" xmlns:wp14="http://schemas.microsoft.com/office/word/2010/wordprocessingDrawing" xmlns:wp="http://schemas.openxmlformats.org/drawingml/2006/wordprocessingDrawing" xmlns:w10="urn:schemas-microsoft-com:office:word" xmlns:w="http://schemas.openxmlformats.org/wordprocessingml/2006/main" xmlns:w14="http://schemas.microsoft.com/office/word/2010/wordml" xmlns:w15="http://schemas.microsoft.com/office/word/2012/wordml" xmlns:w16cex="http://schemas.microsoft.com/office/word/2018/wordml/cex" xmlns:w16cid="http://schemas.microsoft.com/office/word/2016/wordml/cid" xmlns:w16="http://schemas.microsoft.com/office/word/2018/wordml" xmlns:w16sdtdh="http://schemas.microsoft.com/office/word/2020/wordml/sdtdatahash" xmlns:w16se="http://schemas.microsoft.com/office/word/2015/wordml/symex" xmlns:wpg="http://schemas.microsoft.com/office/word/2010/wordprocessingGroup" xmlns:wpi="http://schemas.microsoft.com/office/word/2010/wordprocessingInk" xmlns:wne="http://schemas.microsoft.com/office/word/2006/wordml" xmlns:wps="http://schemas.microsoft.com/office/word/2010/wordprocessingShape" mc:Ignorable="w14 w15 w16se w16cid w16 w16cex w16sdtdh wp14">
+<w:hdr xmlns:wpc="http://schemas.microsoft.com/office/word/2010/wordprocessingCanvas" xmlns:cx="http://schemas.microsoft.com/office/drawing/2014/chartex" xmlns:cx1="http://schemas.microsoft.com/office/drawing/2015/9/8/chartex" xmlns:cx2="http://schemas.microsoft.com/office/drawing/2015/10/21/chartex" xmlns:cx3="http://schemas.microsoft.com/office/drawing/2016/5/9/chartex" xmlns:cx4="http://schemas.microsoft.com/office/drawing/2016/5/10/chartex" xmlns:cx5="http://schemas.microsoft.com/office/drawing/2016/5/11/chartex" xmlns:cx6="http://schemas.microsoft.com/office/drawing/2016/5/12/chartex" xmlns:cx7="http://schemas.microsoft.com/office/drawing/2016/5/13/chartex" xmlns:cx8="http://schemas.microsoft.com/office/drawing/2016/5/14/chartex" xmlns:mc="http://schemas.openxmlformats.org/markup-compatibility/2006" xmlns:aink="http://schemas.microsoft.com/office/drawing/2016/ink" xmlns:am3d="http://schemas.microsoft.com/office/drawing/2017/model3d" xmlns:o="urn:schemas-microsoft-com:office:office" xmlns:oel="http://schemas.microsoft.com/office/2019/extlst" xmlns:r="http://schemas.openxmlformats.org/officeDocument/2006/relationships" xmlns:m="http://schemas.openxmlformats.org/officeDocument/2006/math" xmlns:v="urn:schemas-microsoft-com:vml" xmlns:wp14="http://schemas.microsoft.com/office/word/2010/wordprocessingDrawing" xmlns:wp="http://schemas.openxmlformats.org/drawingml/2006/wordprocessingDrawing" xmlns:w10="urn:schemas-microsoft-com:office:word" xmlns:w="http://schemas.openxmlformats.org/wordprocessingml/2006/main" xmlns:w14="http://schemas.microsoft.com/office/word/2010/wordml" xmlns:w15="http://schemas.microsoft.com/office/word/2012/wordml" xmlns:w16cex="http://schemas.microsoft.com/office/word/2018/wordml/cex" xmlns:w16cid="http://schemas.microsoft.com/office/word/2016/wordml/cid" xmlns:w16="http://schemas.microsoft.com/office/word/2018/wordml" xmlns:w16du="http://schemas.microsoft.com/office/word/2023/wordml/word16du" xmlns:w16sdtdh="http://schemas.microsoft.com/office/word/2020/wordml/sdtdatahash" xmlns:w16sdtfl="http://schemas.microsoft.com/office/word/2024/wordml/sdtformatlock" xmlns:w16se="http://schemas.microsoft.com/office/word/2015/wordml/symex" xmlns:wpg="http://schemas.microsoft.com/office/word/2010/wordprocessingGroup" xmlns:wpi="http://schemas.microsoft.com/office/word/2010/wordprocessingInk" xmlns:wne="http://schemas.microsoft.com/office/word/2006/wordml" xmlns:wps="http://schemas.microsoft.com/office/word/2010/wordprocessingShape" mc:Ignorable="w14 w15 w16se w16cid w16 w16cex w16sdtdh w16sdtfl w16du wp14">
   <w:p>
     <w:pPr>
       <w:pStyle w:val="Header"/>
@@ -1241,7 +1253,7 @@
 </file>
 
 <file path=word/header3.xml><?xml version="1.0" encoding="utf-8"?>
-<w:hdr xmlns:wpc="http://schemas.microsoft.com/office/word/2010/wordprocessingCanvas" xmlns:cx="http://schemas.microsoft.com/office/drawing/2014/chartex" xmlns:cx1="http://schemas.microsoft.com/office/drawing/2015/9/8/chartex" xmlns:cx2="http://schemas.microsoft.com/office/drawing/2015/10/21/chartex" xmlns:cx3="http://schemas.microsoft.com/office/drawing/2016/5/9/chartex" xmlns:cx4="http://schemas.microsoft.com/office/drawing/2016/5/10/chartex" xmlns:cx5="http://schemas.microsoft.com/office/drawing/2016/5/11/chartex" xmlns:cx6="http://schemas.microsoft.com/office/drawing/2016/5/12/chartex" xmlns:cx7="http://schemas.microsoft.com/office/drawing/2016/5/13/chartex" xmlns:cx8="http://schemas.microsoft.com/office/drawing/2016/5/14/chartex" xmlns:mc="http://schemas.openxmlformats.org/markup-compatibility/2006" xmlns:aink="http://schemas.microsoft.com/office/drawing/2016/ink" xmlns:am3d="http://schemas.microsoft.com/office/drawing/2017/model3d" xmlns:o="urn:schemas-microsoft-com:office:office" xmlns:oel="http://schemas.microsoft.com/office/2019/extlst" xmlns:r="http://schemas.openxmlformats.org/officeDocument/2006/relationships" xmlns:m="http://schemas.openxmlformats.org/officeDocument/2006/math" xmlns:v="urn:schemas-microsoft-com:vml" xmlns:wp14="http://schemas.microsoft.com/office/word/2010/wordprocessingDrawing" xmlns:wp="http://schemas.openxmlformats.org/drawingml/2006/wordprocessingDrawing" xmlns:w10="urn:schemas-microsoft-com:office:word" xmlns:w="http://schemas.openxmlformats.org/wordprocessingml/2006/main" xmlns:w14="http://schemas.microsoft.com/office/word/2010/wordml" xmlns:w15="http://schemas.microsoft.com/office/word/2012/wordml" xmlns:w16cex="http://schemas.microsoft.com/office/word/2018/wordml/cex" xmlns:w16cid="http://schemas.microsoft.com/office/word/2016/wordml/cid" xmlns:w16="http://schemas.microsoft.com/office/word/2018/wordml" xmlns:w16sdtdh="http://schemas.microsoft.com/office/word/2020/wordml/sdtdatahash" xmlns:w16se="http://schemas.microsoft.com/office/word/2015/wordml/symex" xmlns:wpg="http://schemas.microsoft.com/office/word/2010/wordprocessingGroup" xmlns:wpi="http://schemas.microsoft.com/office/word/2010/wordprocessingInk" xmlns:wne="http://schemas.microsoft.com/office/word/2006/wordml" xmlns:wps="http://schemas.microsoft.com/office/word/2010/wordprocessingShape" mc:Ignorable="w14 w15 w16se w16cid w16 w16cex w16sdtdh wp14">
+<w:hdr xmlns:wpc="http://schemas.microsoft.com/office/word/2010/wordprocessingCanvas" xmlns:cx="http://schemas.microsoft.com/office/drawing/2014/chartex" xmlns:cx1="http://schemas.microsoft.com/office/drawing/2015/9/8/chartex" xmlns:cx2="http://schemas.microsoft.com/office/drawing/2015/10/21/chartex" xmlns:cx3="http://schemas.microsoft.com/office/drawing/2016/5/9/chartex" xmlns:cx4="http://schemas.microsoft.com/office/drawing/2016/5/10/chartex" xmlns:cx5="http://schemas.microsoft.com/office/drawing/2016/5/11/chartex" xmlns:cx6="http://schemas.microsoft.com/office/drawing/2016/5/12/chartex" xmlns:cx7="http://schemas.microsoft.com/office/drawing/2016/5/13/chartex" xmlns:cx8="http://schemas.microsoft.com/office/drawing/2016/5/14/chartex" xmlns:mc="http://schemas.openxmlformats.org/markup-compatibility/2006" xmlns:aink="http://schemas.microsoft.com/office/drawing/2016/ink" xmlns:am3d="http://schemas.microsoft.com/office/drawing/2017/model3d" xmlns:o="urn:schemas-microsoft-com:office:office" xmlns:oel="http://schemas.microsoft.com/office/2019/extlst" xmlns:r="http://schemas.openxmlformats.org/officeDocument/2006/relationships" xmlns:m="http://schemas.openxmlformats.org/officeDocument/2006/math" xmlns:v="urn:schemas-microsoft-com:vml" xmlns:wp14="http://schemas.microsoft.com/office/word/2010/wordprocessingDrawing" xmlns:wp="http://schemas.openxmlformats.org/drawingml/2006/wordprocessingDrawing" xmlns:w10="urn:schemas-microsoft-com:office:word" xmlns:w="http://schemas.openxmlformats.org/wordprocessingml/2006/main" xmlns:w14="http://schemas.microsoft.com/office/word/2010/wordml" xmlns:w15="http://schemas.microsoft.com/office/word/2012/wordml" xmlns:w16cex="http://schemas.microsoft.com/office/word/2018/wordml/cex" xmlns:w16cid="http://schemas.microsoft.com/office/word/2016/wordml/cid" xmlns:w16="http://schemas.microsoft.com/office/word/2018/wordml" xmlns:w16du="http://schemas.microsoft.com/office/word/2023/wordml/word16du" xmlns:w16sdtdh="http://schemas.microsoft.com/office/word/2020/wordml/sdtdatahash" xmlns:w16sdtfl="http://schemas.microsoft.com/office/word/2024/wordml/sdtformatlock" xmlns:w16se="http://schemas.microsoft.com/office/word/2015/wordml/symex" xmlns:wpg="http://schemas.microsoft.com/office/word/2010/wordprocessingGroup" xmlns:wpi="http://schemas.microsoft.com/office/word/2010/wordprocessingInk" xmlns:wne="http://schemas.microsoft.com/office/word/2006/wordml" xmlns:wps="http://schemas.microsoft.com/office/word/2010/wordprocessingShape" mc:Ignorable="w14 w15 w16se w16cid w16 w16cex w16sdtdh w16sdtfl w16du wp14">
   <w:p>
     <w:pPr>
       <w:pStyle w:val="Header"/>
@@ -1250,7 +1262,7 @@
     <w:r>
       <w:tab/>
       <w:tab/>
-      <w:t>2026-06-17</w:t>
+      <w:t>2026-06-18</w:t>
       <w:br/>
       <w:br/>
     </w:r>
@@ -1267,7 +1279,7 @@
 </file>
 
 <file path=word/numbering.xml><?xml version="1.0" encoding="utf-8"?>
-<w:numbering xmlns:wpc="http://schemas.microsoft.com/office/word/2010/wordprocessingCanvas" xmlns:cx="http://schemas.microsoft.com/office/drawing/2014/chartex" xmlns:cx1="http://schemas.microsoft.com/office/drawing/2015/9/8/chartex" xmlns:cx2="http://schemas.microsoft.com/office/drawing/2015/10/21/chartex" xmlns:cx3="http://schemas.microsoft.com/office/drawing/2016/5/9/chartex" xmlns:cx4="http://schemas.microsoft.com/office/drawing/2016/5/10/chartex" xmlns:cx5="http://schemas.microsoft.com/office/drawing/2016/5/11/chartex" xmlns:cx6="http://schemas.microsoft.com/office/drawing/2016/5/12/chartex" xmlns:cx7="http://schemas.microsoft.com/office/drawing/2016/5/13/chartex" xmlns:cx8="http://schemas.microsoft.com/office/drawing/2016/5/14/chartex" xmlns:mc="http://schemas.openxmlformats.org/markup-compatibility/2006" xmlns:aink="http://schemas.microsoft.com/office/drawing/2016/ink" xmlns:am3d="http://schemas.microsoft.com/office/drawing/2017/model3d" xmlns:o="urn:schemas-microsoft-com:office:office" xmlns:oel="http://schemas.microsoft.com/office/2019/extlst" xmlns:r="http://schemas.openxmlformats.org/officeDocument/2006/relationships" xmlns:m="http://schemas.openxmlformats.org/officeDocument/2006/math" xmlns:v="urn:schemas-microsoft-com:vml" xmlns:wp14="http://schemas.microsoft.com/office/word/2010/wordprocessingDrawing" xmlns:wp="http://schemas.openxmlformats.org/drawingml/2006/wordprocessingDrawing" xmlns:w10="urn:schemas-microsoft-com:office:word" xmlns:w="http://schemas.openxmlformats.org/wordprocessingml/2006/main" xmlns:w14="http://schemas.microsoft.com/office/word/2010/wordml" xmlns:w15="http://schemas.microsoft.com/office/word/2012/wordml" xmlns:w16cex="http://schemas.microsoft.com/office/word/2018/wordml/cex" xmlns:w16cid="http://schemas.microsoft.com/office/word/2016/wordml/cid" xmlns:w16="http://schemas.microsoft.com/office/word/2018/wordml" xmlns:w16sdtdh="http://schemas.microsoft.com/office/word/2020/wordml/sdtdatahash" xmlns:w16se="http://schemas.microsoft.com/office/word/2015/wordml/symex" xmlns:wpg="http://schemas.microsoft.com/office/word/2010/wordprocessingGroup" xmlns:wpi="http://schemas.microsoft.com/office/word/2010/wordprocessingInk" xmlns:wne="http://schemas.microsoft.com/office/word/2006/wordml" xmlns:wps="http://schemas.microsoft.com/office/word/2010/wordprocessingShape" mc:Ignorable="w14 w15 w16se w16cid w16 w16cex w16sdtdh wp14">
+<w:numbering xmlns:wpc="http://schemas.microsoft.com/office/word/2010/wordprocessingCanvas" xmlns:cx="http://schemas.microsoft.com/office/drawing/2014/chartex" xmlns:cx1="http://schemas.microsoft.com/office/drawing/2015/9/8/chartex" xmlns:cx2="http://schemas.microsoft.com/office/drawing/2015/10/21/chartex" xmlns:cx3="http://schemas.microsoft.com/office/drawing/2016/5/9/chartex" xmlns:cx4="http://schemas.microsoft.com/office/drawing/2016/5/10/chartex" xmlns:cx5="http://schemas.microsoft.com/office/drawing/2016/5/11/chartex" xmlns:cx6="http://schemas.microsoft.com/office/drawing/2016/5/12/chartex" xmlns:cx7="http://schemas.microsoft.com/office/drawing/2016/5/13/chartex" xmlns:cx8="http://schemas.microsoft.com/office/drawing/2016/5/14/chartex" xmlns:mc="http://schemas.openxmlformats.org/markup-compatibility/2006" xmlns:aink="http://schemas.microsoft.com/office/drawing/2016/ink" xmlns:am3d="http://schemas.microsoft.com/office/drawing/2017/model3d" xmlns:o="urn:schemas-microsoft-com:office:office" xmlns:oel="http://schemas.microsoft.com/office/2019/extlst" xmlns:r="http://schemas.openxmlformats.org/officeDocument/2006/relationships" xmlns:m="http://schemas.openxmlformats.org/officeDocument/2006/math" xmlns:v="urn:schemas-microsoft-com:vml" xmlns:wp14="http://schemas.microsoft.com/office/word/2010/wordprocessingDrawing" xmlns:wp="http://schemas.openxmlformats.org/drawingml/2006/wordprocessingDrawing" xmlns:w10="urn:schemas-microsoft-com:office:word" xmlns:w="http://schemas.openxmlformats.org/wordprocessingml/2006/main" xmlns:w14="http://schemas.microsoft.com/office/word/2010/wordml" xmlns:w15="http://schemas.microsoft.com/office/word/2012/wordml" xmlns:w16cex="http://schemas.microsoft.com/office/word/2018/wordml/cex" xmlns:w16cid="http://schemas.microsoft.com/office/word/2016/wordml/cid" xmlns:w16="http://schemas.microsoft.com/office/word/2018/wordml" xmlns:w16du="http://schemas.microsoft.com/office/word/2023/wordml/word16du" xmlns:w16sdtdh="http://schemas.microsoft.com/office/word/2020/wordml/sdtdatahash" xmlns:w16sdtfl="http://schemas.microsoft.com/office/word/2024/wordml/sdtformatlock" xmlns:w16se="http://schemas.microsoft.com/office/word/2015/wordml/symex" xmlns:wpg="http://schemas.microsoft.com/office/word/2010/wordprocessingGroup" xmlns:wpi="http://schemas.microsoft.com/office/word/2010/wordprocessingInk" xmlns:wne="http://schemas.microsoft.com/office/word/2006/wordml" xmlns:wps="http://schemas.microsoft.com/office/word/2010/wordprocessingShape" mc:Ignorable="w14 w15 w16se w16cid w16 w16cex w16sdtdh w16sdtfl w16du wp14">
   <w:abstractNum w:abstractNumId="0" w15:restartNumberingAfterBreak="0">
     <w:nsid w:val="FFFFFF7C"/>
     <w:multiLevelType w:val="singleLevel"/>
@@ -1470,7 +1482,7 @@
 </file>
 
 <file path=word/styles.xml><?xml version="1.0" encoding="utf-8"?>
-<w:styles xmlns:mc="http://schemas.openxmlformats.org/markup-compatibility/2006" xmlns:r="http://schemas.openxmlformats.org/officeDocument/2006/relationships" xmlns:w="http://schemas.openxmlformats.org/wordprocessingml/2006/main" xmlns:w14="http://schemas.microsoft.com/office/word/2010/wordml" xmlns:w15="http://schemas.microsoft.com/office/word/2012/wordml" xmlns:w16cex="http://schemas.microsoft.com/office/word/2018/wordml/cex" xmlns:w16cid="http://schemas.microsoft.com/office/word/2016/wordml/cid" xmlns:w16="http://schemas.microsoft.com/office/word/2018/wordml" xmlns:w16sdtdh="http://schemas.microsoft.com/office/word/2020/wordml/sdtdatahash" xmlns:w16se="http://schemas.microsoft.com/office/word/2015/wordml/symex" mc:Ignorable="w14 w15 w16se w16cid w16 w16cex w16sdtdh">
+<w:styles xmlns:mc="http://schemas.openxmlformats.org/markup-compatibility/2006" xmlns:r="http://schemas.openxmlformats.org/officeDocument/2006/relationships" xmlns:w="http://schemas.openxmlformats.org/wordprocessingml/2006/main" xmlns:w14="http://schemas.microsoft.com/office/word/2010/wordml" xmlns:w15="http://schemas.microsoft.com/office/word/2012/wordml" xmlns:w16cex="http://schemas.microsoft.com/office/word/2018/wordml/cex" xmlns:w16cid="http://schemas.microsoft.com/office/word/2016/wordml/cid" xmlns:w16="http://schemas.microsoft.com/office/word/2018/wordml" xmlns:w16du="http://schemas.microsoft.com/office/word/2023/wordml/word16du" xmlns:w16sdtdh="http://schemas.microsoft.com/office/word/2020/wordml/sdtdatahash" xmlns:w16sdtfl="http://schemas.microsoft.com/office/word/2024/wordml/sdtformatlock" xmlns:w16se="http://schemas.microsoft.com/office/word/2015/wordml/symex" mc:Ignorable="w14 w15 w16se w16cid w16 w16cex w16sdtdh w16sdtfl w16du">
   <w:docDefaults>
     <w:rPrDefault>
       <w:rPr>
@@ -2228,7 +2240,7 @@
     <w:link w:val="TitleChar"/>
     <w:uiPriority w:val="10"/>
     <w:qFormat/>
-    <w:rsid w:val="007106C8"/>
+    <w:rsid w:val="00E854FA"/>
     <w:pPr>
       <w:spacing w:after="300" w:line="240" w:lineRule="auto"/>
       <w:contextualSpacing/>
@@ -2238,7 +2250,7 @@
       <w:rFonts w:eastAsiaTheme="majorEastAsia" w:cstheme="majorBidi"/>
       <w:spacing w:val="5"/>
       <w:kern w:val="28"/>
-      <w:sz w:val="52"/>
+      <w:sz w:val="40"/>
       <w:szCs w:val="52"/>
       <w:lang w:val="sv-SE" w:eastAsia="en-US" w:bidi="ar-SA"/>
     </w:rPr>
@@ -2248,12 +2260,12 @@
     <w:basedOn w:val="DefaultParagraphFont"/>
     <w:link w:val="Title"/>
     <w:uiPriority w:val="10"/>
-    <w:rsid w:val="007106C8"/>
+    <w:rsid w:val="00E854FA"/>
     <w:rPr>
       <w:rFonts w:ascii="Times New Roman" w:eastAsiaTheme="majorEastAsia" w:hAnsi="Times New Roman" w:cstheme="majorBidi"/>
       <w:spacing w:val="5"/>
       <w:kern w:val="28"/>
-      <w:sz w:val="52"/>
+      <w:sz w:val="40"/>
       <w:szCs w:val="52"/>
       <w:lang w:val="sv-SE" w:eastAsia="en-US" w:bidi="ar-SA"/>
     </w:rPr>

--- a/klagomål/A 26338-2025 FSC-klagomål.docx
+++ b/klagomål/A 26338-2025 FSC-klagomål.docx
@@ -1262,7 +1262,7 @@
     <w:r>
       <w:tab/>
       <w:tab/>
-      <w:t>2026-06-18</w:t>
+      <w:t>2026-06-19</w:t>
       <w:br/>
       <w:br/>
     </w:r>

--- a/klagomål/A 26338-2025 FSC-klagomål.docx
+++ b/klagomål/A 26338-2025 FSC-klagomål.docx
@@ -1262,7 +1262,7 @@
     <w:r>
       <w:tab/>
       <w:tab/>
-      <w:t>2026-06-19</w:t>
+      <w:t>2026-06-20</w:t>
       <w:br/>
       <w:br/>
     </w:r>

--- a/klagomål/A 26338-2025 FSC-klagomål.docx
+++ b/klagomål/A 26338-2025 FSC-klagomål.docx
@@ -168,38 +168,7 @@
     </w:p>
     <w:p>
       <w:r>
-        <w:t>Detta dokument behandlar höga naturvärden i avverkningsanmälan A 26338-2025 i Sollefteå kommun som inkom 2025-05-28 och omfattar 2,7 ha.</w:t>
-      </w:r>
-    </w:p>
-    <w:p>
-      <w:r>
-        <w:t>Nedan presenteras fynd av naturvårdsarter och fridlysta arter som gjorts i det avverkningsanmälda området, samt relevanta utdrag ur standarderna för FSC, Chain of Custody, Controlled Wood och PEFC. I BILAGA 1 finns artfakta om fridlysta och rödlistade arter.</w:t>
-      </w:r>
-    </w:p>
-    <w:p>
-      <w:r>
-        <w:t>Vi förväntar oss att ni återkommer med ett skriftligt svar på vårt klagomål och även beskriver vilka korrigerande åtgärder ni satt in för att rätta till identifierade brister i er efterlevnad av den svenska FSC standarden.</w:t>
-      </w:r>
-    </w:p>
-    <w:p>
-      <w:pPr>
-        <w:pStyle w:val="Heading1"/>
-      </w:pPr>
-      <w:r>
-        <w:t>Naturvårdsarter</w:t>
-      </w:r>
-    </w:p>
-    <w:p>
-      <w:r>
-        <w:t>I och inom 7 meter från avverkningsanmälan har följande 4 naturvårdsarter hittats: lunglav (NT, T), motaggsvamp (NT, T), talltita (NT, §4) och tretåig hackspett (NT, T, §4). Av dessa är 4 rödlistade. För rödlistade arter har rödlistekategorin angivits inom parentes. Typiska arter inom Natura 2000 som är kopplade till skogsekosystem har markerats med (T). För fridlysta arter anges även paragrafen i Artskyddsförordningen som arten är fridlyst enligt.</w:t>
-      </w:r>
-    </w:p>
-    <w:p>
-      <w:r>
-        <w:t>De påträffade naturvårdsarterna är ett tydligt kvitto på att det rör sig om en skog med höga naturvärden.</w:t>
-      </w:r>
-      <w:r>
-        <w:t xml:space="preserve"> I Figur 1 visas fyndplatser för naturvårdsarter i området, som finns registrerade på Artportalen.</w:t>
+        <w:t>Detta klagomål behandlar höga naturvärden i avverkningsanmälan A 26338-2025 i Sollefteå kommun som inkom 2025-05-28 och omfattar 2,7 ha.</w:t>
       </w:r>
     </w:p>
     <w:p>
@@ -247,34 +216,111 @@
         <w:spacing w:after="240"/>
       </w:pPr>
       <w:r>
-        <w:t>Figur 1. Fyndplatser för naturvårdsarter i och inom 7 meter från avverkningsanmälan (röd linje). Markörer utan svart kant är placerade på fyndplatsen. Markörer med svart kant är placerade vid sidan av fyndplatsen och har ett svart streck som visar fyndplatsens exakta position. Kartans mittpunktskoordinat är N 6979017, E 604800 i SWEREF 99 TM.</w:t>
+        <w:t>Figur 1. Fyndplatser för naturvårdsarter i och inom 7 meter från avverkningsanmälan. Markörer utan svart kant är placerade på fyndplatsen. Markörer med svart kant är placerade vid sidan av fyndplatsen har ett svart streck som visar fyndplatsens exakta position. Kartans mittpunktskoordinat är N 6979017, E 604800 i SWEREF 99 TM.</w:t>
+      </w:r>
+    </w:p>
+    <w:p>
+      <w:r>
+        <w:t>I och inom 7 meter från avverkningsanmälan finns fynd av 4 naturvårdsarter, varav 4 är rödlistade, 2 är fridlysta och 3 är typiska (T): lunglav (NT, T), motaggsvamp (NT, T), talltita (NT, §4) och tretåig hackspett (NT, T, §4). Se Figur 1.</w:t>
+      </w:r>
+    </w:p>
+    <w:p>
+      <w:r>
+        <w:t>Nedan presenteras relevanta utdrag ur standarderna för FSC, Chain of Custody, Controlled Wood och PEFC.</w:t>
+      </w:r>
+    </w:p>
+    <w:p>
+      <w:r>
+        <w:t>Vi förväntar oss att ni återkommer med ett skriftligt svar på vårt klagomål och även beskriver vilka korrigerande åtgärder ni satt in för att rätta till identifierade brister i er efterlevnad av den svenska FSC standarden.</w:t>
       </w:r>
     </w:p>
     <w:p>
       <w:pPr>
-        <w:pStyle w:val="Heading2"/>
+        <w:pStyle w:val="Heading1"/>
       </w:pPr>
       <w:r>
-        <w:t>Fridlysta arter</w:t>
+        <w:t>Naturvårdsarter och fridlysta arter</w:t>
       </w:r>
     </w:p>
     <w:p>
       <w:r>
-        <w:t>Följande fridlysta arter har sina livsmiljöer och växtplatser i den avverkningsanmälda skogen: talltita (NT, §4) och tretåig hackspett (NT, T, §4).</w:t>
+        <w:t>Nedan följer beskrivningar av de naturvårdsarter och fridlysta arter som har sina livsmiljöer och växtplatser i den avverkningsanmälda skogen. Se även ytterligare artfakta i BILAGA 1. De påträffade naturvårdsarterna är ett tydligt kvitto på att det rör sig om en skog med höga naturvärden.</w:t>
       </w:r>
     </w:p>
     <w:p>
-      <w:r>
-        <w:t xml:space="preserve">Observera att medlemsländerna är skyldiga att agera i enlighet med EU:s fågeldirektiv där det uttryckligen står att direktivet gäller för fåglar samt för deras ägg, bon och </w:t>
-      </w:r>
       <w:r>
         <w:rPr>
           <w:b/>
         </w:rPr>
-        <w:t xml:space="preserve">livsmiljöer </w:t>
-      </w:r>
-      <w:r>
-        <w:t>(artikel 1). Vidare att de åtgärder som vidtas inte får leda till en försämring av den nuvarande situationen beträffande bevarandet av de fågelarter som avses i artikel 1 (artikel 13). Fågeldirektivet är styrande för tillsynsansvariga myndigheters ärendehantering, ställningstaganden och beslutsfattande.</w:t>
+        <w:t>Lunglav (NT)</w:t>
+      </w:r>
+      <w:r>
+        <w:t xml:space="preserve"> är en av vårt lands främsta signalarter som överallt indikerar gamla lövträd, skogsbestånd med höga naturvärden och ekosystem med långskoglig kontinuitet. Lokalt kan förekomsten vara mycket riklig men den hittas nästan enbart i gamla och ej slutavverkade skogar. Artens samtliga förekomster bör uppmärksammas från naturvårdssynpunkt, då många lokaler även hyser andra ovanliga och rödlistade arter. Rikliga förekomster bör skyddas med biotopskydd, frivilliga avsättningar eller reservat. På lunglav kan de sällsynta lavparasiterna lunglavshårprick (CR), </w:t>
+      </w:r>
+      <w:r>
+        <w:rPr>
+          <w:i/>
+        </w:rPr>
+        <w:t>Abrothallus diederichii</w:t>
+      </w:r>
+      <w:r>
+        <w:t xml:space="preserve"> (VU), </w:t>
+      </w:r>
+      <w:r>
+        <w:rPr>
+          <w:i/>
+        </w:rPr>
+        <w:t>Abrothallus lobariae</w:t>
+      </w:r>
+      <w:r>
+        <w:t xml:space="preserve"> (VU), </w:t>
+      </w:r>
+      <w:r>
+        <w:rPr>
+          <w:i/>
+        </w:rPr>
+        <w:t>Calycina lobariae</w:t>
+      </w:r>
+      <w:r>
+        <w:t xml:space="preserve"> (VU), lunglavsknapp (VU) och skrovelmössing (VU) påträffas. Lunglav är typisk art för </w:t>
+      </w:r>
+      <w:r>
+        <w:rPr>
+          <w:i/>
+        </w:rPr>
+        <w:t>9010 Taiga, 9020 Nordlig ädellövskog, 9110 Näringsfattig bokskog, 9130 Näringsrik bokskog, 9160 Näringsrik ekskog, 9180 Ädellövskog i branter, 9190 Näringsfattig ekskog, 9070 Trädklädd betesmark, 9040 Fjällbjörkskog</w:t>
+      </w:r>
+      <w:r>
+        <w:t xml:space="preserve"> och</w:t>
+      </w:r>
+      <w:r>
+        <w:rPr>
+          <w:i/>
+        </w:rPr>
+        <w:t xml:space="preserve"> 6530 Lövängar</w:t>
+      </w:r>
+      <w:r>
+        <w:t xml:space="preserve"> (SLU Artdatabanken, 2026; Nitare &amp; Skogsstyrelsen, 2019).</w:t>
+      </w:r>
+    </w:p>
+    <w:p>
+      <w:r>
+        <w:rPr>
+          <w:b/>
+        </w:rPr>
+        <w:t xml:space="preserve">Motaggsvamp (NT) </w:t>
+      </w:r>
+      <w:r>
+        <w:t xml:space="preserve">bildar mykorrhiza med tall i tallskog och hittas huvudsakligen i äldre, glesare skogsbestånd och hällmarksimpediment. Arten hotas främst av skogsavverkning och tycks försvinna efter slutavverkning, markberedning och plantering. Motaggsvamp är typisk art för </w:t>
+      </w:r>
+      <w:r>
+        <w:rPr>
+          <w:i/>
+        </w:rPr>
+        <w:t>9010 Taiga</w:t>
+      </w:r>
+      <w:r>
+        <w:t xml:space="preserve"> (SLU Artdatabanken, 2024).</w:t>
       </w:r>
     </w:p>
     <w:p>
@@ -315,95 +361,6 @@
       </w:r>
       <w:r>
         <w:t xml:space="preserve"> (Skogsstyrelsen, 2016; SLU Artdatabanken, 2024).</w:t>
-      </w:r>
-    </w:p>
-    <w:p>
-      <w:r>
-        <w:t>I BILAGA 1 finns mer detaljerad information om ekologi samt krav på livsmiljö hos fridlysta arter.</w:t>
-      </w:r>
-    </w:p>
-    <w:p>
-      <w:pPr>
-        <w:pStyle w:val="Heading2"/>
-      </w:pPr>
-      <w:r>
-        <w:t>Övriga naturvårdsarter</w:t>
-      </w:r>
-    </w:p>
-    <w:p>
-      <w:r>
-        <w:rPr>
-          <w:b/>
-        </w:rPr>
-        <w:t>Lunglav (NT)</w:t>
-      </w:r>
-      <w:r>
-        <w:t xml:space="preserve"> är en av vårt lands främsta signalarter som överallt indikerar gamla lövträd, skogsbestånd med höga naturvärden och ekosystem med långskoglig kontinuitet. Lokalt kan förekomsten vara mycket riklig men den hittas nästan enbart i gamla och ej slutavverkade skogar. Artens samtliga förekomster bör uppmärksammas från naturvårdssynpunkt, då många lokaler även hyser andra ovanliga och rödlistade arter. Rikliga förekomster bör skyddas med biotopskydd, frivilliga avsättningar eller reservat. På lunglav kan de sällsynta lavparasiterna lunglavshårprick (CR), </w:t>
-      </w:r>
-      <w:r>
-        <w:rPr>
-          <w:i/>
-        </w:rPr>
-        <w:t>Abrothallus diederichii</w:t>
-      </w:r>
-      <w:r>
-        <w:t xml:space="preserve"> (VU), </w:t>
-      </w:r>
-      <w:r>
-        <w:rPr>
-          <w:i/>
-        </w:rPr>
-        <w:t>Abrothallus lobariae</w:t>
-      </w:r>
-      <w:r>
-        <w:t xml:space="preserve"> (VU), </w:t>
-      </w:r>
-      <w:r>
-        <w:rPr>
-          <w:i/>
-        </w:rPr>
-        <w:t>Calycina lobariae</w:t>
-      </w:r>
-      <w:r>
-        <w:t xml:space="preserve"> (VU), lunglavsknapp (VU) och skrovelmössing (VU) påträffas. Lunglav är typisk art för </w:t>
-      </w:r>
-      <w:r>
-        <w:rPr>
-          <w:i/>
-        </w:rPr>
-        <w:t>9010 Taiga, 9020 Nordlig ädellövskog, 9110 Näringsfattig bokskog, 9130 Näringsrik bokskog, 9160 Näringsrik ekskog, 9180 Ädellövskog i branter, 9190 Näringsfattig ekskog, 9070 Trädklädd betesmark, 9040 Fjällbjörkskog</w:t>
-      </w:r>
-      <w:r>
-        <w:t xml:space="preserve"> och</w:t>
-      </w:r>
-      <w:r>
-        <w:rPr>
-          <w:i/>
-        </w:rPr>
-        <w:t xml:space="preserve"> 6530 Lövängar</w:t>
-      </w:r>
-      <w:r>
-        <w:t xml:space="preserve"> (SLU Artdatabanken, 2026; Nitare &amp; Skogsstyrelsen, 2019).</w:t>
-      </w:r>
-    </w:p>
-    <w:p>
-      <w:r>
-        <w:rPr>
-          <w:b/>
-        </w:rPr>
-        <w:t xml:space="preserve">Motaggsvamp (NT) </w:t>
-      </w:r>
-      <w:r>
-        <w:t xml:space="preserve">bildar mykorrhiza med tall i tallskog och hittas huvudsakligen i äldre, glesare skogsbestånd och hällmarksimpediment. Arten hotas främst av skogsavverkning och tycks försvinna efter slutavverkning, markberedning och plantering. Motaggsvamp är typisk art för </w:t>
-      </w:r>
-      <w:r>
-        <w:rPr>
-          <w:i/>
-        </w:rPr>
-        <w:t>9010 Taiga</w:t>
-      </w:r>
-      <w:r>
-        <w:t xml:space="preserve"> (SLU Artdatabanken, 2024).</w:t>
       </w:r>
     </w:p>
     <w:p>
@@ -1262,7 +1219,7 @@
     <w:r>
       <w:tab/>
       <w:tab/>
-      <w:t>2026-06-20</w:t>
+      <w:t>2026-06-21</w:t>
       <w:br/>
       <w:br/>
     </w:r>

--- a/klagomål/A 26338-2025 FSC-klagomål.docx
+++ b/klagomål/A 26338-2025 FSC-klagomål.docx
@@ -1219,7 +1219,7 @@
     <w:r>
       <w:tab/>
       <w:tab/>
-      <w:t>2026-06-21</w:t>
+      <w:t>2026-06-22</w:t>
       <w:br/>
       <w:br/>
     </w:r>

--- a/klagomål/A 26338-2025 FSC-klagomål.docx
+++ b/klagomål/A 26338-2025 FSC-klagomål.docx
@@ -1219,7 +1219,7 @@
     <w:r>
       <w:tab/>
       <w:tab/>
-      <w:t>2026-06-22</w:t>
+      <w:t>2026-06-23</w:t>
       <w:br/>
       <w:br/>
     </w:r>

--- a/klagomål/A 26338-2025 FSC-klagomål.docx
+++ b/klagomål/A 26338-2025 FSC-klagomål.docx
@@ -1219,7 +1219,7 @@
     <w:r>
       <w:tab/>
       <w:tab/>
-      <w:t>2026-06-23</w:t>
+      <w:t>2026-06-24</w:t>
       <w:br/>
       <w:br/>
     </w:r>

--- a/klagomål/A 26338-2025 FSC-klagomål.docx
+++ b/klagomål/A 26338-2025 FSC-klagomål.docx
@@ -1219,7 +1219,7 @@
     <w:r>
       <w:tab/>
       <w:tab/>
-      <w:t>2026-06-24</w:t>
+      <w:t>2026-06-25</w:t>
       <w:br/>
       <w:br/>
     </w:r>

--- a/klagomål/A 26338-2025 FSC-klagomål.docx
+++ b/klagomål/A 26338-2025 FSC-klagomål.docx
@@ -1219,7 +1219,7 @@
     <w:r>
       <w:tab/>
       <w:tab/>
-      <w:t>2026-06-25</w:t>
+      <w:t>2026-06-26</w:t>
       <w:br/>
       <w:br/>
     </w:r>

--- a/klagomål/A 26338-2025 FSC-klagomål.docx
+++ b/klagomål/A 26338-2025 FSC-klagomål.docx
@@ -1219,7 +1219,7 @@
     <w:r>
       <w:tab/>
       <w:tab/>
-      <w:t>2026-06-26</w:t>
+      <w:t>2026-06-27</w:t>
       <w:br/>
       <w:br/>
     </w:r>

--- a/klagomål/A 26338-2025 FSC-klagomål.docx
+++ b/klagomål/A 26338-2025 FSC-klagomål.docx
@@ -1219,7 +1219,7 @@
     <w:r>
       <w:tab/>
       <w:tab/>
-      <w:t>2026-06-27</w:t>
+      <w:t>2026-06-28</w:t>
       <w:br/>
       <w:br/>
     </w:r>

--- a/klagomål/A 26338-2025 FSC-klagomål.docx
+++ b/klagomål/A 26338-2025 FSC-klagomål.docx
@@ -1219,7 +1219,7 @@
     <w:r>
       <w:tab/>
       <w:tab/>
-      <w:t>2026-06-28</w:t>
+      <w:t>2026-06-29</w:t>
       <w:br/>
       <w:br/>
     </w:r>

--- a/klagomål/A 26338-2025 FSC-klagomål.docx
+++ b/klagomål/A 26338-2025 FSC-klagomål.docx
@@ -1219,7 +1219,7 @@
     <w:r>
       <w:tab/>
       <w:tab/>
-      <w:t>2026-06-29</w:t>
+      <w:t>2026-06-30</w:t>
       <w:br/>
       <w:br/>
     </w:r>

--- a/klagomål/A 26338-2025 FSC-klagomål.docx
+++ b/klagomål/A 26338-2025 FSC-klagomål.docx
@@ -1219,7 +1219,7 @@
     <w:r>
       <w:tab/>
       <w:tab/>
-      <w:t>2026-06-30</w:t>
+      <w:t>2026-07-01</w:t>
       <w:br/>
       <w:br/>
     </w:r>

--- a/klagomål/A 26338-2025 FSC-klagomål.docx
+++ b/klagomål/A 26338-2025 FSC-klagomål.docx
@@ -1219,7 +1219,7 @@
     <w:r>
       <w:tab/>
       <w:tab/>
-      <w:t>2026-07-13</w:t>
+      <w:t>2026-07-14</w:t>
       <w:br/>
       <w:br/>
     </w:r>

--- a/klagomål/A 26338-2025 FSC-klagomål.docx
+++ b/klagomål/A 26338-2025 FSC-klagomål.docx
@@ -1219,7 +1219,7 @@
     <w:r>
       <w:tab/>
       <w:tab/>
-      <w:t>2026-07-14</w:t>
+      <w:t>2026-07-15</w:t>
       <w:br/>
       <w:br/>
     </w:r>

--- a/klagomål/A 26338-2025 FSC-klagomål.docx
+++ b/klagomål/A 26338-2025 FSC-klagomål.docx
@@ -1219,7 +1219,7 @@
     <w:r>
       <w:tab/>
       <w:tab/>
-      <w:t>2026-07-15</w:t>
+      <w:t>2026-07-16</w:t>
       <w:br/>
       <w:br/>
     </w:r>

--- a/klagomål/A 26338-2025 FSC-klagomål.docx
+++ b/klagomål/A 26338-2025 FSC-klagomål.docx
@@ -1219,7 +1219,7 @@
     <w:r>
       <w:tab/>
       <w:tab/>
-      <w:t>2026-07-16</w:t>
+      <w:t>2026-07-17</w:t>
       <w:br/>
       <w:br/>
     </w:r>

--- a/klagomål/A 26338-2025 FSC-klagomål.docx
+++ b/klagomål/A 26338-2025 FSC-klagomål.docx
@@ -1219,7 +1219,7 @@
     <w:r>
       <w:tab/>
       <w:tab/>
-      <w:t>2026-07-17</w:t>
+      <w:t>2026-07-18</w:t>
       <w:br/>
       <w:br/>
     </w:r>

--- a/klagomål/A 26338-2025 FSC-klagomål.docx
+++ b/klagomål/A 26338-2025 FSC-klagomål.docx
@@ -1219,7 +1219,7 @@
     <w:r>
       <w:tab/>
       <w:tab/>
-      <w:t>2026-07-18</w:t>
+      <w:t>2026-07-19</w:t>
       <w:br/>
       <w:br/>
     </w:r>

--- a/klagomål/A 26338-2025 FSC-klagomål.docx
+++ b/klagomål/A 26338-2025 FSC-klagomål.docx
@@ -1219,7 +1219,7 @@
     <w:r>
       <w:tab/>
       <w:tab/>
-      <w:t>2026-07-19</w:t>
+      <w:t>2026-07-20</w:t>
       <w:br/>
       <w:br/>
     </w:r>

--- a/klagomål/A 26338-2025 FSC-klagomål.docx
+++ b/klagomål/A 26338-2025 FSC-klagomål.docx
@@ -1219,7 +1219,7 @@
     <w:r>
       <w:tab/>
       <w:tab/>
-      <w:t>2026-07-20</w:t>
+      <w:t>2026-07-21</w:t>
       <w:br/>
       <w:br/>
     </w:r>

--- a/klagomål/A 26338-2025 FSC-klagomål.docx
+++ b/klagomål/A 26338-2025 FSC-klagomål.docx
@@ -1219,7 +1219,7 @@
     <w:r>
       <w:tab/>
       <w:tab/>
-      <w:t>2026-07-21</w:t>
+      <w:t>2026-07-22</w:t>
       <w:br/>
       <w:br/>
     </w:r>

--- a/klagomål/A 26338-2025 FSC-klagomål.docx
+++ b/klagomål/A 26338-2025 FSC-klagomål.docx
@@ -1219,7 +1219,7 @@
     <w:r>
       <w:tab/>
       <w:tab/>
-      <w:t>2026-07-22</w:t>
+      <w:t>2026-07-23</w:t>
       <w:br/>
       <w:br/>
     </w:r>

--- a/klagomål/A 26338-2025 FSC-klagomål.docx
+++ b/klagomål/A 26338-2025 FSC-klagomål.docx
@@ -1219,7 +1219,7 @@
     <w:r>
       <w:tab/>
       <w:tab/>
-      <w:t>2026-07-23</w:t>
+      <w:t>2026-07-24</w:t>
       <w:br/>
       <w:br/>
     </w:r>

--- a/klagomål/A 26338-2025 FSC-klagomål.docx
+++ b/klagomål/A 26338-2025 FSC-klagomål.docx
@@ -1219,7 +1219,7 @@
     <w:r>
       <w:tab/>
       <w:tab/>
-      <w:t>2026-07-24</w:t>
+      <w:t>2026-07-25</w:t>
       <w:br/>
       <w:br/>
     </w:r>

--- a/klagomål/A 26338-2025 FSC-klagomål.docx
+++ b/klagomål/A 26338-2025 FSC-klagomål.docx
@@ -1219,7 +1219,7 @@
     <w:r>
       <w:tab/>
       <w:tab/>
-      <w:t>2026-07-25</w:t>
+      <w:t>2026-07-26</w:t>
       <w:br/>
       <w:br/>
     </w:r>

--- a/klagomål/A 26338-2025 FSC-klagomål.docx
+++ b/klagomål/A 26338-2025 FSC-klagomål.docx
@@ -1219,7 +1219,7 @@
     <w:r>
       <w:tab/>
       <w:tab/>
-      <w:t>2026-07-26</w:t>
+      <w:t>2026-07-27</w:t>
       <w:br/>
       <w:br/>
     </w:r>

--- a/klagomål/A 26338-2025 FSC-klagomål.docx
+++ b/klagomål/A 26338-2025 FSC-klagomål.docx
@@ -1219,7 +1219,7 @@
     <w:r>
       <w:tab/>
       <w:tab/>
-      <w:t>2026-07-27</w:t>
+      <w:t>2026-07-28</w:t>
       <w:br/>
       <w:br/>
     </w:r>

--- a/klagomål/A 26338-2025 FSC-klagomål.docx
+++ b/klagomål/A 26338-2025 FSC-klagomål.docx
@@ -1219,7 +1219,7 @@
     <w:r>
       <w:tab/>
       <w:tab/>
-      <w:t>2026-07-28</w:t>
+      <w:t>2026-07-29</w:t>
       <w:br/>
       <w:br/>
     </w:r>

--- a/klagomål/A 26338-2025 FSC-klagomål.docx
+++ b/klagomål/A 26338-2025 FSC-klagomål.docx
@@ -1219,7 +1219,7 @@
     <w:r>
       <w:tab/>
       <w:tab/>
-      <w:t>2026-07-29</w:t>
+      <w:t>2026-07-30</w:t>
       <w:br/>
       <w:br/>
     </w:r>

--- a/klagomål/A 26338-2025 FSC-klagomål.docx
+++ b/klagomål/A 26338-2025 FSC-klagomål.docx
@@ -1219,7 +1219,7 @@
     <w:r>
       <w:tab/>
       <w:tab/>
-      <w:t>2026-07-30</w:t>
+      <w:t>2026-07-31</w:t>
       <w:br/>
       <w:br/>
     </w:r>

--- a/klagomål/A 26338-2025 FSC-klagomål.docx
+++ b/klagomål/A 26338-2025 FSC-klagomål.docx
@@ -1219,7 +1219,7 @@
     <w:r>
       <w:tab/>
       <w:tab/>
-      <w:t>2026-07-31</w:t>
+      <w:t>2026-08-01</w:t>
       <w:br/>
       <w:br/>
     </w:r>

--- a/klagomål/A 26338-2025 FSC-klagomål.docx
+++ b/klagomål/A 26338-2025 FSC-klagomål.docx
@@ -1219,7 +1219,7 @@
     <w:r>
       <w:tab/>
       <w:tab/>
-      <w:t>2026-08-01</w:t>
+      <w:t>2026-08-02</w:t>
       <w:br/>
       <w:br/>
     </w:r>

--- a/klagomål/A 26338-2025 FSC-klagomål.docx
+++ b/klagomål/A 26338-2025 FSC-klagomål.docx
@@ -1219,7 +1219,7 @@
     <w:r>
       <w:tab/>
       <w:tab/>
-      <w:t>2026-08-02</w:t>
+      <w:t>2026-08-03</w:t>
       <w:br/>
       <w:br/>
     </w:r>

--- a/klagomål/A 26338-2025 FSC-klagomål.docx
+++ b/klagomål/A 26338-2025 FSC-klagomål.docx
@@ -1219,7 +1219,7 @@
     <w:r>
       <w:tab/>
       <w:tab/>
-      <w:t>2026-08-03</w:t>
+      <w:t>2026-08-05</w:t>
       <w:br/>
       <w:br/>
     </w:r>

--- a/klagomål/A 26338-2025 FSC-klagomål.docx
+++ b/klagomål/A 26338-2025 FSC-klagomål.docx
@@ -1219,7 +1219,7 @@
     <w:r>
       <w:tab/>
       <w:tab/>
-      <w:t>2026-08-05</w:t>
+      <w:t>2026-08-07</w:t>
       <w:br/>
       <w:br/>
     </w:r>

--- a/klagomål/A 26338-2025 FSC-klagomål.docx
+++ b/klagomål/A 26338-2025 FSC-klagomål.docx
@@ -1219,7 +1219,7 @@
     <w:r>
       <w:tab/>
       <w:tab/>
-      <w:t>2026-08-07</w:t>
+      <w:t>2026-08-08</w:t>
       <w:br/>
       <w:br/>
     </w:r>

--- a/klagomål/A 26338-2025 FSC-klagomål.docx
+++ b/klagomål/A 26338-2025 FSC-klagomål.docx
@@ -216,7 +216,7 @@
         <w:spacing w:after="240"/>
       </w:pPr>
       <w:r>
-        <w:t>Figur 1. Fyndplatser för naturvårdsarter i och inom 7 meter från avverkningsanmälan. Markörer utan svart kant är placerade på fyndplatsen. Markörer med svart kant är placerade vid sidan av fyndplatsen har ett svart streck som visar fyndplatsens exakta position. Kartans mittpunktskoordinat är N 6979017, E 604800 i SWEREF 99 TM.</w:t>
+        <w:t>Figur 1. Fyndplatser för naturvårdsarter i och inom 7 meter från avverkningsanmälan. Markörer utan svart kant är placerade på fyndplatsen. Markörer med svart kant är placerade vid sidan av fyndplatsen och har ett svart streck som visar fyndplatsens exakta position. Kartans mittpunktskoordinat är N 6979017, E 604800 i SWEREF 99 TM.</w:t>
       </w:r>
     </w:p>
     <w:p>
@@ -1219,7 +1219,7 @@
     <w:r>
       <w:tab/>
       <w:tab/>
-      <w:t>2026-08-14</w:t>
+      <w:t>2026-08-15</w:t>
       <w:br/>
       <w:br/>
     </w:r>

--- a/klagomål/A 26338-2025 FSC-klagomål.docx
+++ b/klagomål/A 26338-2025 FSC-klagomål.docx
@@ -1219,7 +1219,7 @@
     <w:r>
       <w:tab/>
       <w:tab/>
-      <w:t>2026-08-15</w:t>
+      <w:t>2026-08-16</w:t>
       <w:br/>
       <w:br/>
     </w:r>

--- a/klagomål/A 26338-2025 FSC-klagomål.docx
+++ b/klagomål/A 26338-2025 FSC-klagomål.docx
@@ -1219,7 +1219,7 @@
     <w:r>
       <w:tab/>
       <w:tab/>
-      <w:t>2026-08-16</w:t>
+      <w:t>2026-08-17</w:t>
       <w:br/>
       <w:br/>
     </w:r>

--- a/klagomål/A 26338-2025 FSC-klagomål.docx
+++ b/klagomål/A 26338-2025 FSC-klagomål.docx
@@ -1219,7 +1219,7 @@
     <w:r>
       <w:tab/>
       <w:tab/>
-      <w:t>2026-08-17</w:t>
+      <w:t>2026-08-18</w:t>
       <w:br/>
       <w:br/>
     </w:r>

--- a/klagomål/A 26338-2025 FSC-klagomål.docx
+++ b/klagomål/A 26338-2025 FSC-klagomål.docx
@@ -1219,7 +1219,7 @@
     <w:r>
       <w:tab/>
       <w:tab/>
-      <w:t>2026-08-18</w:t>
+      <w:t>2026-08-19</w:t>
       <w:br/>
       <w:br/>
     </w:r>

--- a/klagomål/A 26338-2025 FSC-klagomål.docx
+++ b/klagomål/A 26338-2025 FSC-klagomål.docx
@@ -1219,7 +1219,7 @@
     <w:r>
       <w:tab/>
       <w:tab/>
-      <w:t>2026-08-19</w:t>
+      <w:t>2026-08-20</w:t>
       <w:br/>
       <w:br/>
     </w:r>

--- a/klagomål/A 26338-2025 FSC-klagomål.docx
+++ b/klagomål/A 26338-2025 FSC-klagomål.docx
@@ -1219,7 +1219,7 @@
     <w:r>
       <w:tab/>
       <w:tab/>
-      <w:t>2026-08-20</w:t>
+      <w:t>2026-08-21</w:t>
       <w:br/>
       <w:br/>
     </w:r>

--- a/klagomål/A 26338-2025 FSC-klagomål.docx
+++ b/klagomål/A 26338-2025 FSC-klagomål.docx
@@ -1219,7 +1219,7 @@
     <w:r>
       <w:tab/>
       <w:tab/>
-      <w:t>2026-08-21</w:t>
+      <w:t>2026-08-22</w:t>
       <w:br/>
       <w:br/>
     </w:r>

--- a/klagomål/A 26338-2025 FSC-klagomål.docx
+++ b/klagomål/A 26338-2025 FSC-klagomål.docx
@@ -1219,7 +1219,7 @@
     <w:r>
       <w:tab/>
       <w:tab/>
-      <w:t>2026-08-22</w:t>
+      <w:t>2026-08-23</w:t>
       <w:br/>
       <w:br/>
     </w:r>

--- a/klagomål/A 26338-2025 FSC-klagomål.docx
+++ b/klagomål/A 26338-2025 FSC-klagomål.docx
@@ -1219,7 +1219,7 @@
     <w:r>
       <w:tab/>
       <w:tab/>
-      <w:t>2026-08-23</w:t>
+      <w:t>2026-08-24</w:t>
       <w:br/>
       <w:br/>
     </w:r>

--- a/klagomål/A 26338-2025 FSC-klagomål.docx
+++ b/klagomål/A 26338-2025 FSC-klagomål.docx
@@ -1219,7 +1219,7 @@
     <w:r>
       <w:tab/>
       <w:tab/>
-      <w:t>2026-08-24</w:t>
+      <w:t>2026-08-25</w:t>
       <w:br/>
       <w:br/>
     </w:r>

--- a/klagomål/A 26338-2025 FSC-klagomål.docx
+++ b/klagomål/A 26338-2025 FSC-klagomål.docx
@@ -1219,7 +1219,7 @@
     <w:r>
       <w:tab/>
       <w:tab/>
-      <w:t>2026-08-25</w:t>
+      <w:t>2026-08-26</w:t>
       <w:br/>
       <w:br/>
     </w:r>

--- a/klagomål/A 26338-2025 FSC-klagomål.docx
+++ b/klagomål/A 26338-2025 FSC-klagomål.docx
@@ -1219,7 +1219,7 @@
     <w:r>
       <w:tab/>
       <w:tab/>
-      <w:t>2026-08-26</w:t>
+      <w:t>2026-08-27</w:t>
       <w:br/>
       <w:br/>
     </w:r>

--- a/klagomål/A 26338-2025 FSC-klagomål.docx
+++ b/klagomål/A 26338-2025 FSC-klagomål.docx
@@ -1219,7 +1219,7 @@
     <w:r>
       <w:tab/>
       <w:tab/>
-      <w:t>2026-08-27</w:t>
+      <w:t>2026-08-28</w:t>
       <w:br/>
       <w:br/>
     </w:r>

--- a/klagomål/A 26338-2025 FSC-klagomål.docx
+++ b/klagomål/A 26338-2025 FSC-klagomål.docx
@@ -1219,7 +1219,7 @@
     <w:r>
       <w:tab/>
       <w:tab/>
-      <w:t>2026-08-28</w:t>
+      <w:t>2026-08-29</w:t>
       <w:br/>
       <w:br/>
     </w:r>

--- a/klagomål/A 26338-2025 FSC-klagomål.docx
+++ b/klagomål/A 26338-2025 FSC-klagomål.docx
@@ -1219,7 +1219,7 @@
     <w:r>
       <w:tab/>
       <w:tab/>
-      <w:t>2026-08-29</w:t>
+      <w:t>2026-08-31</w:t>
       <w:br/>
       <w:br/>
     </w:r>

--- a/klagomål/A 26338-2025 FSC-klagomål.docx
+++ b/klagomål/A 26338-2025 FSC-klagomål.docx
@@ -1219,7 +1219,7 @@
     <w:r>
       <w:tab/>
       <w:tab/>
-      <w:t>2026-08-31</w:t>
+      <w:t>2026-09-01</w:t>
       <w:br/>
       <w:br/>
     </w:r>

--- a/klagomål/A 26338-2025 FSC-klagomål.docx
+++ b/klagomål/A 26338-2025 FSC-klagomål.docx
@@ -1219,7 +1219,7 @@
     <w:r>
       <w:tab/>
       <w:tab/>
-      <w:t>2026-09-01</w:t>
+      <w:t>2026-09-02</w:t>
       <w:br/>
       <w:br/>
     </w:r>

--- a/klagomål/A 26338-2025 FSC-klagomål.docx
+++ b/klagomål/A 26338-2025 FSC-klagomål.docx
@@ -1219,7 +1219,7 @@
     <w:r>
       <w:tab/>
       <w:tab/>
-      <w:t>2026-09-02</w:t>
+      <w:t>2026-09-03</w:t>
       <w:br/>
       <w:br/>
     </w:r>

--- a/klagomål/A 26338-2025 FSC-klagomål.docx
+++ b/klagomål/A 26338-2025 FSC-klagomål.docx
@@ -1219,7 +1219,7 @@
     <w:r>
       <w:tab/>
       <w:tab/>
-      <w:t>2026-09-03</w:t>
+      <w:t>2026-09-04</w:t>
       <w:br/>
       <w:br/>
     </w:r>

--- a/klagomål/A 26338-2025 FSC-klagomål.docx
+++ b/klagomål/A 26338-2025 FSC-klagomål.docx
@@ -1219,7 +1219,7 @@
     <w:r>
       <w:tab/>
       <w:tab/>
-      <w:t>2026-09-04</w:t>
+      <w:t>2026-09-05</w:t>
       <w:br/>
       <w:br/>
     </w:r>

--- a/klagomål/A 26338-2025 FSC-klagomål.docx
+++ b/klagomål/A 26338-2025 FSC-klagomål.docx
@@ -1219,7 +1219,7 @@
     <w:r>
       <w:tab/>
       <w:tab/>
-      <w:t>2026-09-05</w:t>
+      <w:t>2026-09-06</w:t>
       <w:br/>
       <w:br/>
     </w:r>

--- a/klagomål/A 26338-2025 FSC-klagomål.docx
+++ b/klagomål/A 26338-2025 FSC-klagomål.docx
@@ -1219,7 +1219,7 @@
     <w:r>
       <w:tab/>
       <w:tab/>
-      <w:t>2026-09-06</w:t>
+      <w:t>2026-09-07</w:t>
       <w:br/>
       <w:br/>
     </w:r>

--- a/klagomål/A 26338-2025 FSC-klagomål.docx
+++ b/klagomål/A 26338-2025 FSC-klagomål.docx
@@ -1219,7 +1219,7 @@
     <w:r>
       <w:tab/>
       <w:tab/>
-      <w:t>2026-09-07</w:t>
+      <w:t>2026-09-08</w:t>
       <w:br/>
       <w:br/>
     </w:r>

--- a/klagomål/A 26338-2025 FSC-klagomål.docx
+++ b/klagomål/A 26338-2025 FSC-klagomål.docx
@@ -1219,7 +1219,7 @@
     <w:r>
       <w:tab/>
       <w:tab/>
-      <w:t>2026-09-08</w:t>
+      <w:t>2026-09-09</w:t>
       <w:br/>
       <w:br/>
     </w:r>

--- a/klagomål/A 26338-2025 FSC-klagomål.docx
+++ b/klagomål/A 26338-2025 FSC-klagomål.docx
@@ -1219,7 +1219,7 @@
     <w:r>
       <w:tab/>
       <w:tab/>
-      <w:t>2026-09-09</w:t>
+      <w:t>2026-09-10</w:t>
       <w:br/>
       <w:br/>
     </w:r>

--- a/klagomål/A 26338-2025 FSC-klagomål.docx
+++ b/klagomål/A 26338-2025 FSC-klagomål.docx
@@ -1219,7 +1219,7 @@
     <w:r>
       <w:tab/>
       <w:tab/>
-      <w:t>2026-09-10</w:t>
+      <w:t>2026-09-11</w:t>
       <w:br/>
       <w:br/>
     </w:r>

--- a/klagomål/A 26338-2025 FSC-klagomål.docx
+++ b/klagomål/A 26338-2025 FSC-klagomål.docx
@@ -1219,7 +1219,7 @@
     <w:r>
       <w:tab/>
       <w:tab/>
-      <w:t>2026-09-11</w:t>
+      <w:t>2026-09-12</w:t>
       <w:br/>
       <w:br/>
     </w:r>
